--- a/Phase-B - MsgGuard.docx
+++ b/Phase-B - MsgGuard.docx
@@ -33,7 +33,7 @@
                     </pic:cNvPicPr>
                   </pic:nvPicPr>
                   <pic:blipFill>
-                    <a:blip r:embed="rId7"/>
+                    <a:blip r:embed="rId8"/>
                     <a:stretch>
                       <a:fillRect/>
                     </a:stretch>
@@ -135,7 +135,7 @@
       <w:r>
         <w:t xml:space="preserve">: </w:t>
       </w:r>
-      <w:hyperlink r:id="rId8">
+      <w:hyperlink r:id="rId9">
         <w:r>
           <w:rPr>
             <w:rStyle w:val="Hyperlink"/>
@@ -1399,7 +1399,21 @@
                 <w:rStyle w:val="IndexLink"/>
                 <w:webHidden/>
               </w:rPr>
-              <w:t>6.3 BERT Model Evaluation Results</w:t>
+              <w:t xml:space="preserve">6.3 BERT </w:t>
+            </w:r>
+            <w:r>
+              <w:rPr>
+                <w:rStyle w:val="IndexLink"/>
+                <w:webHidden/>
+              </w:rPr>
+              <w:t>Training And Internal Test</w:t>
+            </w:r>
+            <w:r>
+              <w:rPr>
+                <w:rStyle w:val="IndexLink"/>
+                <w:webHidden/>
+              </w:rPr>
+              <w:t xml:space="preserve"> Results</w:t>
             </w:r>
             <w:r>
               <w:rPr>
@@ -1829,15 +1843,7 @@
     </w:p>
     <w:p>
       <w:r>
-        <w:t xml:space="preserve">Phishing remains one of the most damaging cyber threats because attackers imitate trusted brands, use urgent wording, and create domains that look </w:t>
-      </w:r>
-      <w:proofErr w:type="gramStart"/>
-      <w:r>
-        <w:t>similar to</w:t>
-      </w:r>
-      <w:proofErr w:type="gramEnd"/>
-      <w:r>
-        <w:t xml:space="preserve"> legitimate services. The Phase B implementation of MsgGuard addresses this problem through a practical Android application connected to a Flask backend. The system analyzes suspicious messages and URLs by combining a fine-tuned BERT model with identity-based verification checks.</w:t>
+        <w:t>Phishing remains one of the most damaging cyber threats because attackers imitate trusted brands, use urgent wording, and create domains that look similar to legitimate services. The Phase B implementation of MsgGuard addresses this problem through a practical Android application connected to a Flask backend. The system analyzes suspicious messages and URLs by combining a fine-tuned BERT model with identity-based verification checks.</w:t>
       </w:r>
     </w:p>
     <w:p>
@@ -1974,15 +1980,7 @@
     </w:p>
     <w:p>
       <w:r>
-        <w:t xml:space="preserve">The project implementation also supports </w:t>
-      </w:r>
-      <w:proofErr w:type="gramStart"/>
-      <w:r>
-        <w:t>an engineering need</w:t>
-      </w:r>
-      <w:proofErr w:type="gramEnd"/>
-      <w:r>
-        <w:t>. The analysis process is divided into separate components: AI classification, domain age verification, IP geolocation checking, brand-domain matching, and final decision logic. This structure helps the system give users a clearer result because the final decision is based on both the AI classification and several explainable identity indicators.</w:t>
+        <w:t>The project implementation also supports an engineering need. The analysis process is divided into separate components: AI classification, domain age verification, IP geolocation checking, brand-domain matching, and final decision logic. This structure helps the system give users a clearer result because the final decision is based on both the AI classification and several explainable identity indicators.</w:t>
       </w:r>
     </w:p>
     <w:p>
@@ -2091,15 +2089,7 @@
     </w:p>
     <w:p>
       <w:r>
-        <w:t xml:space="preserve">The system goal is not only to classify the input, but also to help the user understand the result. A warning without context may be ignored, while a warning with concrete reasons can support safer behavior. For that reason, the output includes both </w:t>
-      </w:r>
-      <w:proofErr w:type="gramStart"/>
-      <w:r>
-        <w:t>the technical</w:t>
-      </w:r>
-      <w:proofErr w:type="gramEnd"/>
-      <w:r>
-        <w:t xml:space="preserve"> classification and short user-readable explanations.</w:t>
+        <w:t>The system goal is not only to classify the input, but also to help the user understand the result. A warning without context may be ignored, while a warning with concrete reasons can support safer behavior. For that reason, the output includes both the technical classification and short user-readable explanations.</w:t>
       </w:r>
     </w:p>
     <w:p>
@@ -2364,15 +2354,7 @@
     <w:p>
       <w:r>
         <w:lastRenderedPageBreak/>
-        <w:t xml:space="preserve">This structure follows a clear separation of responsibilities. The frontend does not run the heavy model or perform domain analysis. Instead, it sends </w:t>
-      </w:r>
-      <w:proofErr w:type="gramStart"/>
-      <w:r>
-        <w:t>the suspicious</w:t>
-      </w:r>
-      <w:proofErr w:type="gramEnd"/>
-      <w:r>
-        <w:t xml:space="preserve"> content to the backend and displays the returned result. The backend contains the logic that may change over time, such as model loading, threshold decisions, domain checks, and explanation generation.</w:t>
+        <w:t>This structure follows a clear separation of responsibilities. The frontend does not run the heavy model or perform domain analysis. Instead, it sends the suspicious content to the backend and displays the returned result. The backend contains the logic that may change over time, such as model loading, threshold decisions, domain checks, and explanation generation.</w:t>
       </w:r>
     </w:p>
     <w:p>
@@ -2437,7 +2419,7 @@
                     </pic:cNvPicPr>
                   </pic:nvPicPr>
                   <pic:blipFill>
-                    <a:blip r:embed="rId9"/>
+                    <a:blip r:embed="rId10"/>
                     <a:stretch>
                       <a:fillRect/>
                     </a:stretch>
@@ -2493,15 +2475,7 @@
     </w:p>
     <w:p>
       <w:r>
-        <w:t xml:space="preserve">The API is designed to keep the </w:t>
-      </w:r>
-      <w:proofErr w:type="gramStart"/>
-      <w:r>
-        <w:t>frontend</w:t>
-      </w:r>
-      <w:proofErr w:type="gramEnd"/>
-      <w:r>
-        <w:t xml:space="preserve"> simple. The mobile app does not need to know how domain age is checked or how the model performs inference. It only sends the input and receives the final response. This design also makes it easier to improve the backend later without changing the mobile interface, as long as the returned JSON fields remain stable.</w:t>
+        <w:t>The API is designed to keep the frontend simple. The mobile app does not need to know how domain age is checked or how the model performs inference. It only sends the input and receives the final response. This design also makes it easier to improve the backend later without changing the mobile interface, as long as the returned JSON fields remain stable.</w:t>
       </w:r>
     </w:p>
     <w:p>
@@ -2589,15 +2563,7 @@
     </w:p>
     <w:p>
       <w:r>
-        <w:t xml:space="preserve">The domain age module checks how long the domain has existed using WHOIS information. Recently registered domains </w:t>
-      </w:r>
-      <w:proofErr w:type="gramStart"/>
-      <w:r>
-        <w:t>are</w:t>
-      </w:r>
-      <w:proofErr w:type="gramEnd"/>
-      <w:r>
-        <w:t xml:space="preserve"> treated as suspicious because many phishing campaigns register domains shortly before sending attacks. Domain age is not used as a standalone decision, because some legitimate domains may also be new. It is used as one supporting risk indicator.</w:t>
+        <w:t>The domain age module checks how long the domain has existed using WHOIS information. Recently registered domains are treated as suspicious because many phishing campaigns register domains shortly before sending attacks. Domain age is not used as a standalone decision, because some legitimate domains may also be new. It is used as one supporting risk indicator.</w:t>
       </w:r>
     </w:p>
     <w:p>
@@ -2795,7 +2761,7 @@
                     </pic:cNvPicPr>
                   </pic:nvPicPr>
                   <pic:blipFill>
-                    <a:blip r:embed="rId10"/>
+                    <a:blip r:embed="rId11"/>
                     <a:stretch>
                       <a:fillRect/>
                     </a:stretch>
@@ -2856,7 +2822,7 @@
                     </pic:cNvPicPr>
                   </pic:nvPicPr>
                   <pic:blipFill>
-                    <a:blip r:embed="rId11"/>
+                    <a:blip r:embed="rId12"/>
                     <a:stretch>
                       <a:fillRect/>
                     </a:stretch>
@@ -2911,15 +2877,7 @@
     </w:p>
     <w:p>
       <w:r>
-        <w:t xml:space="preserve">The output of the system is designed to be readable rather than purely technical. A user should not need to understand model probabilities or WHOIS records </w:t>
-      </w:r>
-      <w:proofErr w:type="gramStart"/>
-      <w:r>
-        <w:t>in order to</w:t>
-      </w:r>
-      <w:proofErr w:type="gramEnd"/>
-      <w:r>
-        <w:t xml:space="preserve"> benefit from the system. The final screen presents a label such as legitimate, suspicious, or phishing, together with a risk score and short explanation.</w:t>
+        <w:t>The output of the system is designed to be readable rather than purely technical. A user should not need to understand model probabilities or WHOIS records in order to benefit from the system. The final screen presents a label such as legitimate, suspicious, or phishing, together with a risk score and short explanation.</w:t>
       </w:r>
     </w:p>
     <w:p>
@@ -3072,35 +3030,64 @@
       <w:bookmarkEnd w:id="62"/>
     </w:p>
     <w:p>
-      <w:r>
-        <w:t>The model-training stage used labeled phishing and legitimate samples. Legitimate domains and messages were combined with phishing samples to create a balanced dataset. The BERT model was trained to distinguish phishing from legitimate content based on textual and URL-related patterns. Training outputs included model checkpoints, final metrics, and a confusion matrix.</w:t>
-      </w:r>
-    </w:p>
-    <w:p>
-      <w:r>
-        <w:t xml:space="preserve">The dataset stage is important because the quality of the model depends strongly on the quality and balance of the training data. The model must learn patterns that appear in phishing content without simply memorizing a small group of examples. The evaluation results were therefore reported separately from the full hybrid system </w:t>
-      </w:r>
-      <w:proofErr w:type="gramStart"/>
-      <w:r>
-        <w:t>evaluation</w:t>
-      </w:r>
-      <w:proofErr w:type="gramEnd"/>
-      <w:r>
-        <w:t xml:space="preserve"> so the report clearly distinguishes between model-level performance and whole-system behavior.</w:t>
-      </w:r>
-    </w:p>
-    <w:p>
-      <w:pPr>
-        <w:pStyle w:val="Heading2"/>
-      </w:pPr>
       <w:bookmarkStart w:id="63" w:name="__RefHeading___Toc1061_3733589167"/>
       <w:bookmarkStart w:id="64" w:name="_Toc233625406"/>
       <w:bookmarkEnd w:id="63"/>
       <w:r>
+        <w:t>The project used labeled phishing and legitimate data obtained from both Hugging Face</w:t>
+      </w:r>
+      <w:r>
+        <w:t>[11]</w:t>
+      </w:r>
+      <w:r>
+        <w:t xml:space="preserve"> and Kaggle</w:t>
+      </w:r>
+      <w:r>
+        <w:t>[12]</w:t>
+      </w:r>
+      <w:r>
+        <w:t>, with each source serving a different purpose in the development and evaluation process.</w:t>
+      </w:r>
+    </w:p>
+    <w:p>
+      <w:r>
+        <w:t>The final BERT model was trained using the PhishingEmailDetectionv2.0 dataset</w:t>
+      </w:r>
+      <w:r>
+        <w:t>[11]</w:t>
+      </w:r>
+      <w:r>
+        <w:t xml:space="preserve"> published on Hugging Face. This dataset contains 200,000 labeled samples in total, divided into 120,000 training samples, 20,000 validation samples, and 60,000 test samples. It includes 22,644 email samples and 177,356 URL samples. The original dataset contains four classes: legitimate emails, phishing emails, legitimate URLs, and phishing URLs. For MsgGuard, these four classes were converted into two binary classes: Legitimate and Phishing.</w:t>
+      </w:r>
+    </w:p>
+    <w:p>
+      <w:r>
+        <w:t xml:space="preserve">The BERT model learned both textual and URL-related phishing patterns from this dataset. Email samples helped the model recognize suspicious wording, urgency, credential requests, </w:t>
+      </w:r>
+      <w:r>
+        <w:lastRenderedPageBreak/>
+        <w:t>and social-engineering techniques, while URL samples helped it learn lexical and structural patterns associated with legitimate and malicious links.</w:t>
+      </w:r>
+    </w:p>
+    <w:p>
+      <w:r>
+        <w:t>A separate phishing email dataset was obtained from Kaggle</w:t>
+      </w:r>
+      <w:r>
+        <w:t xml:space="preserve"> . </w:t>
+      </w:r>
+      <w:r>
+        <w:t>This dataset was kept separate from the final BERT training data and was used for external evaluation of the complete MsgGuard system. From this dataset, a balanced evaluation subset of 1,000 samples was selected, consisting of 500 legitimate samples and 500 phishing samples.</w:t>
+      </w:r>
+    </w:p>
+    <w:p>
+      <w:pPr>
+        <w:pStyle w:val="Heading2"/>
+      </w:pPr>
+      <w:r>
         <w:rPr>
           <w:rFonts w:ascii="Times New Roman" w:hAnsi="Times New Roman"/>
         </w:rPr>
-        <w:lastRenderedPageBreak/>
         <w:t>4.4 Backend Implementation</w:t>
       </w:r>
       <w:bookmarkEnd w:id="64"/>
@@ -3112,15 +3099,7 @@
     </w:p>
     <w:p>
       <w:r>
-        <w:t xml:space="preserve">The backend is the central part of the implemented solution because it coordinates all analysis components. It must handle normal messages, URLs, messages with embedded links, and invalid input. It must also keep the response format stable so that the </w:t>
-      </w:r>
-      <w:proofErr w:type="gramStart"/>
-      <w:r>
-        <w:t>frontend</w:t>
-      </w:r>
-      <w:proofErr w:type="gramEnd"/>
-      <w:r>
-        <w:t xml:space="preserve"> can display results without needing to know the internal details of the model or identity checks.</w:t>
+        <w:t>The backend is the central part of the implemented solution because it coordinates all analysis components. It must handle normal messages, URLs, messages with embedded links, and invalid input. It must also keep the response format stable so that the frontend can display results without needing to know the internal details of the model or identity checks.</w:t>
       </w:r>
     </w:p>
     <w:p>
@@ -3140,15 +3119,7 @@
     </w:p>
     <w:p>
       <w:r>
-        <w:t xml:space="preserve">The mobile application was implemented using React Native and Expo. The app provides </w:t>
-      </w:r>
-      <w:proofErr w:type="gramStart"/>
-      <w:r>
-        <w:t>the</w:t>
-      </w:r>
-      <w:proofErr w:type="gramEnd"/>
-      <w:r>
-        <w:t xml:space="preserve"> user-facing interface and communicates with the backend API. The mobile side focuses on simplicity: the user submits suspicious content, the app sends the request, and the result is displayed in a clear format.</w:t>
+        <w:t>The mobile application was implemented using React Native and Expo. The app provides the user-facing interface and communicates with the backend API. The mobile side focuses on simplicity: the user submits suspicious content, the app sends the request, and the result is displayed in a clear format.</w:t>
       </w:r>
     </w:p>
     <w:p>
@@ -3201,7 +3172,11 @@
     </w:p>
     <w:p>
       <w:r>
-        <w:t>The repository structure separates the backend, mobile application, model-related files, and documentation. This organization is important because the project combines mobile development, backend development, machine-learning integration, and identity-verification logic.</w:t>
+        <w:t xml:space="preserve">The repository structure separates the backend, mobile application, model-related files, and documentation. This organization is important because the project combines mobile </w:t>
+      </w:r>
+      <w:r>
+        <w:lastRenderedPageBreak/>
+        <w:t>development, backend development, machine-learning integration, and identity-verification logic.</w:t>
       </w:r>
       <w:r>
         <w:br/>
@@ -3226,7 +3201,6 @@
         <w:rPr>
           <w:rFonts w:ascii="Times New Roman" w:hAnsi="Times New Roman"/>
         </w:rPr>
-        <w:lastRenderedPageBreak/>
         <w:t>5. Challenges, Decisions, and Solutions</w:t>
       </w:r>
       <w:bookmarkEnd w:id="72"/>
@@ -3297,7 +3271,11 @@
       </w:r>
       <w:r>
         <w:br/>
-        <w:t>The final decision is based on the combination of several signals. This design helps the system produce a more balanced result and allows the user to receive a clearer explanation, such as suspicious wording, new domain, brand mismatch, or unusual hosting-origin information.</w:t>
+        <w:t xml:space="preserve">The final decision is based on the combination of several signals. This design helps the system produce a more balanced result and allows the user to receive a clearer explanation, </w:t>
+      </w:r>
+      <w:r>
+        <w:lastRenderedPageBreak/>
+        <w:t>such as suspicious wording, new domain, brand mismatch, or unusual hosting-origin information.</w:t>
       </w:r>
     </w:p>
     <w:p/>
@@ -3318,11 +3296,7 @@
     </w:p>
     <w:p>
       <w:r>
-        <w:t xml:space="preserve">The current implementation is a practical prototype, and some limitations remain. The quantitative evaluation reported in this document measures the BERT model only. The complete hybrid system should be evaluated by sending labeled test inputs through the same Flask endpoint used by the mobile application. This would measure the final behavior of the </w:t>
-      </w:r>
-      <w:r>
-        <w:lastRenderedPageBreak/>
-        <w:t>full system rather than only the model.</w:t>
+        <w:t>The current implementation is a practical prototype, and some limitations remain. The quantitative evaluation reported in this document measures the BERT model only. The complete hybrid system should be evaluated by sending labeled test inputs through the same Flask endpoint used by the mobile application. This would measure the final behavior of the full system rather than only the model.</w:t>
       </w:r>
       <w:r>
         <w:br/>
@@ -3416,7 +3390,11 @@
     </w:p>
     <w:p>
       <w:r>
-        <w:t>Verification focused on checking whether the implemented system behaves correctly in representative user scenarios. Each scenario checks both the classification result and the explanation returned to the user. This is important because the system is not only expected to classify input, but also to explain the result in a way the user can understand.</w:t>
+        <w:t xml:space="preserve">Verification focused on checking whether the implemented system behaves correctly in representative user scenarios. Each scenario checks both the classification result and the </w:t>
+      </w:r>
+      <w:r>
+        <w:lastRenderedPageBreak/>
+        <w:t>explanation returned to the user. This is important because the system is not only expected to classify input, but also to explain the result in a way the user can understand.</w:t>
       </w:r>
     </w:p>
     <w:p>
@@ -3451,107 +3429,345 @@
     </w:p>
     <w:p>
       <w:r>
+        <w:t>- Phishing URL: the system classified suspicious input as phishing or suspicious.</w:t>
+      </w:r>
+    </w:p>
+    <w:p>
+      <w:r>
+        <w:t>- Recently registered domain: the system identified domain age as a risk indicator when relevant.</w:t>
+      </w:r>
+    </w:p>
+    <w:p>
+      <w:r>
+        <w:t>- Brand impersonation: the system detected mismatch between the claimed brand and the real domain.</w:t>
+      </w:r>
+    </w:p>
+    <w:p>
+      <w:r>
+        <w:t>- Misleading subdomain: the system extracted the true registered domain and did not rely only on the subdomain text.</w:t>
+      </w:r>
+    </w:p>
+    <w:p>
+      <w:r>
+        <w:t>- Unexpected hosting origin: the system reflected hosting-origin risk when this indicator was relevant.</w:t>
+      </w:r>
+    </w:p>
+    <w:p>
+      <w:r>
+        <w:t>- Message without URL: the system still performed AI-based message analysis.</w:t>
+      </w:r>
+    </w:p>
+    <w:p>
+      <w:r>
+        <w:t>- Invalid input: the system returned a clear error response instead of crashing.</w:t>
+      </w:r>
+    </w:p>
+    <w:p/>
+    <w:p>
+      <w:pPr>
+        <w:pStyle w:val="Heading2"/>
+        <w:rPr>
+          <w:lang w:val="en-IL"/>
+        </w:rPr>
+      </w:pPr>
+      <w:bookmarkStart w:id="87" w:name="__RefHeading___Toc1085_3733589167"/>
+      <w:bookmarkEnd w:id="87"/>
+      <w:r>
+        <w:rPr>
+          <w:lang w:val="en-IL"/>
+        </w:rPr>
+        <w:t>6.3 BERT Training and Internal Test Results</w:t>
+      </w:r>
+    </w:p>
+    <w:p>
+      <w:pPr>
+        <w:rPr>
+          <w:lang w:val="en-IL"/>
+        </w:rPr>
+      </w:pPr>
+      <w:r>
+        <w:rPr>
+          <w:lang w:val="en-IL"/>
+        </w:rPr>
+        <w:t>The BERT model was evaluated as part of the model-training process using the internal test split. These results represent the performance of the trained BERT classifier only. They do not include the additional components of the complete MsgGuard system, such as URL extraction, WHOIS and hosting analysis, brand-domain matching, decision logic, and user-facing result generation.</w:t>
+      </w:r>
+    </w:p>
+    <w:p>
+      <w:pPr>
+        <w:rPr>
+          <w:lang w:val="en-IL"/>
+        </w:rPr>
+      </w:pPr>
+      <w:r>
+        <w:rPr>
+          <w:lang w:val="en-IL"/>
+        </w:rPr>
+        <w:t xml:space="preserve">The trained BERT model achieved a final accuracy of </w:t>
+      </w:r>
+      <w:r>
+        <w:rPr>
+          <w:b/>
+          <w:bCs/>
+          <w:lang w:val="en-IL"/>
+        </w:rPr>
+        <w:t>0.99553</w:t>
+      </w:r>
+      <w:r>
+        <w:rPr>
+          <w:lang w:val="en-IL"/>
+        </w:rPr>
+        <w:t xml:space="preserve">, equivalent to approximately </w:t>
+      </w:r>
+      <w:r>
+        <w:rPr>
+          <w:b/>
+          <w:bCs/>
+          <w:lang w:val="en-IL"/>
+        </w:rPr>
+        <w:t>99.55%</w:t>
+      </w:r>
+      <w:r>
+        <w:rPr>
+          <w:lang w:val="en-IL"/>
+        </w:rPr>
+        <w:t xml:space="preserve">, on a total of </w:t>
+      </w:r>
+      <w:r>
+        <w:rPr>
+          <w:b/>
+          <w:bCs/>
+          <w:lang w:val="en-IL"/>
+        </w:rPr>
+        <w:t>60,000 samples</w:t>
+      </w:r>
+      <w:r>
+        <w:rPr>
+          <w:lang w:val="en-IL"/>
+        </w:rPr>
+        <w:t>.</w:t>
+      </w:r>
+    </w:p>
+    <w:p>
+      <w:pPr>
+        <w:rPr>
+          <w:lang w:val="en-IL"/>
+        </w:rPr>
+      </w:pPr>
+      <w:r>
+        <w:rPr>
+          <w:lang w:val="en-IL"/>
+        </w:rPr>
+        <w:t>The internal test set included:</w:t>
+      </w:r>
+    </w:p>
+    <w:p>
+      <w:pPr>
+        <w:numPr>
+          <w:ilvl w:val="0"/>
+          <w:numId w:val="1"/>
+        </w:numPr>
+        <w:rPr>
+          <w:lang w:val="en-IL"/>
+        </w:rPr>
+      </w:pPr>
+      <w:r>
+        <w:rPr>
+          <w:b/>
+          <w:bCs/>
+          <w:lang w:val="en-IL"/>
+        </w:rPr>
+        <w:t>30,130 legitimate samples</w:t>
+      </w:r>
+    </w:p>
+    <w:p>
+      <w:pPr>
+        <w:numPr>
+          <w:ilvl w:val="0"/>
+          <w:numId w:val="1"/>
+        </w:numPr>
+        <w:rPr>
+          <w:lang w:val="en-IL"/>
+        </w:rPr>
+      </w:pPr>
+      <w:r>
+        <w:rPr>
+          <w:b/>
+          <w:bCs/>
+          <w:lang w:val="en-IL"/>
+        </w:rPr>
+        <w:t>29,870 phishing samples</w:t>
+      </w:r>
+    </w:p>
+    <w:p>
+      <w:pPr>
+        <w:rPr>
+          <w:lang w:val="en-IL"/>
+        </w:rPr>
+      </w:pPr>
+      <w:r>
+        <w:rPr>
+          <w:lang w:val="en-IL"/>
+        </w:rPr>
+        <w:t>The confusion matrix results were:</w:t>
+      </w:r>
+    </w:p>
+    <w:p>
+      <w:pPr>
+        <w:numPr>
+          <w:ilvl w:val="0"/>
+          <w:numId w:val="2"/>
+        </w:numPr>
+        <w:rPr>
+          <w:lang w:val="en-IL"/>
+        </w:rPr>
+      </w:pPr>
+      <w:r>
+        <w:rPr>
+          <w:b/>
+          <w:bCs/>
+          <w:lang w:val="en-IL"/>
+        </w:rPr>
         <w:lastRenderedPageBreak/>
-        <w:t>- Phishing URL: the system classified suspicious input as phishing or suspicious.</w:t>
-      </w:r>
-    </w:p>
-    <w:p>
-      <w:r>
-        <w:t>- Recently registered domain: the system identified domain age as a risk indicator when relevant.</w:t>
-      </w:r>
-    </w:p>
-    <w:p>
-      <w:r>
-        <w:t>- Brand impersonation: the system detected mismatch between the claimed brand and the real domain.</w:t>
-      </w:r>
-    </w:p>
-    <w:p>
-      <w:r>
-        <w:t>- Misleading subdomain: the system extracted the true registered domain and did not rely only on the subdomain text.</w:t>
-      </w:r>
-    </w:p>
-    <w:p>
-      <w:r>
-        <w:t>- Unexpected hosting origin: the system reflected hosting-origin risk when this indicator was relevant.</w:t>
-      </w:r>
-    </w:p>
-    <w:p>
-      <w:r>
-        <w:t>- Message without URL: the system still performed AI-based message analysis.</w:t>
-      </w:r>
-    </w:p>
-    <w:p>
-      <w:r>
-        <w:t>- Invalid input: the system returned a clear error response instead of crashing.</w:t>
-      </w:r>
-    </w:p>
-    <w:p/>
-    <w:p>
-      <w:pPr>
-        <w:pStyle w:val="Heading2"/>
-        <w:rPr>
-          <w:rFonts w:ascii="Times New Roman" w:hAnsi="Times New Roman"/>
-        </w:rPr>
-      </w:pPr>
-      <w:bookmarkStart w:id="87" w:name="__RefHeading___Toc1085_3733589167"/>
-      <w:bookmarkStart w:id="88" w:name="_Toc233625418"/>
-      <w:bookmarkEnd w:id="87"/>
-      <w:r>
-        <w:rPr>
-          <w:rFonts w:ascii="Times New Roman" w:hAnsi="Times New Roman"/>
-        </w:rPr>
-        <w:t xml:space="preserve">6.3 </w:t>
-      </w:r>
-      <w:bookmarkEnd w:id="88"/>
-      <w:r>
-        <w:rPr>
-          <w:rFonts w:ascii="Times New Roman" w:hAnsi="Times New Roman"/>
-        </w:rPr>
-        <w:t>BERT Model Evaluation Results</w:t>
-      </w:r>
-    </w:p>
-    <w:p>
-      <w:r>
-        <w:t>The BERT model was evaluated separately before measuring the complete MsgGuard system. These results measure only the trained BERT classifier and should not be confused with the full hybrid system evaluation, which also includes URL extraction, identity checks, decision logic, and user-facing result generation.</w:t>
-      </w:r>
-      <w:r>
-        <w:br/>
-      </w:r>
-      <w:r>
-        <w:br/>
-        <w:t>- Final accuracy: 0.9955333333333334, which is approximately 99.55 percent.</w:t>
-      </w:r>
-      <w:r>
-        <w:br/>
-        <w:t>- Total evaluated samples: 60,000.</w:t>
-      </w:r>
-      <w:r>
-        <w:br/>
-        <w:t>- Legitimate samples: 30,130.</w:t>
-      </w:r>
-      <w:r>
-        <w:br/>
-        <w:t>- Phishing samples: 29,870.</w:t>
-      </w:r>
-      <w:r>
-        <w:br/>
-        <w:t>- Correct legitimate predictions: 30,007.</w:t>
-      </w:r>
-      <w:r>
-        <w:br/>
-        <w:t>- Legitimate samples misclassified as phishing: 123.</w:t>
-      </w:r>
-      <w:r>
-        <w:br/>
-        <w:t>- Correct phishing predictions: 29,725.</w:t>
-      </w:r>
-      <w:r>
-        <w:br/>
-        <w:t>- Phishing samples misclassified as legitimate: 145.</w:t>
-      </w:r>
-    </w:p>
-    <w:p/>
-    <w:p/>
+        <w:t>30,007 legitimate samples</w:t>
+      </w:r>
+      <w:r>
+        <w:rPr>
+          <w:lang w:val="en-IL"/>
+        </w:rPr>
+        <w:t xml:space="preserve"> were correctly classified as legitimate.</w:t>
+      </w:r>
+    </w:p>
+    <w:p>
+      <w:pPr>
+        <w:numPr>
+          <w:ilvl w:val="0"/>
+          <w:numId w:val="2"/>
+        </w:numPr>
+        <w:rPr>
+          <w:lang w:val="en-IL"/>
+        </w:rPr>
+      </w:pPr>
+      <w:r>
+        <w:rPr>
+          <w:b/>
+          <w:bCs/>
+          <w:lang w:val="en-IL"/>
+        </w:rPr>
+        <w:t>123 legitimate samples</w:t>
+      </w:r>
+      <w:r>
+        <w:rPr>
+          <w:lang w:val="en-IL"/>
+        </w:rPr>
+        <w:t xml:space="preserve"> were incorrectly classified as phishing.</w:t>
+      </w:r>
+    </w:p>
+    <w:p>
+      <w:pPr>
+        <w:numPr>
+          <w:ilvl w:val="0"/>
+          <w:numId w:val="2"/>
+        </w:numPr>
+        <w:rPr>
+          <w:lang w:val="en-IL"/>
+        </w:rPr>
+      </w:pPr>
+      <w:r>
+        <w:rPr>
+          <w:b/>
+          <w:bCs/>
+          <w:lang w:val="en-IL"/>
+        </w:rPr>
+        <w:t>29,725 phishing samples</w:t>
+      </w:r>
+      <w:r>
+        <w:rPr>
+          <w:lang w:val="en-IL"/>
+        </w:rPr>
+        <w:t xml:space="preserve"> were correctly classified as phishing.</w:t>
+      </w:r>
+    </w:p>
+    <w:p>
+      <w:pPr>
+        <w:numPr>
+          <w:ilvl w:val="0"/>
+          <w:numId w:val="2"/>
+        </w:numPr>
+        <w:rPr>
+          <w:lang w:val="en-IL"/>
+        </w:rPr>
+      </w:pPr>
+      <w:r>
+        <w:rPr>
+          <w:b/>
+          <w:bCs/>
+          <w:lang w:val="en-IL"/>
+        </w:rPr>
+        <w:t>145 phishing samples</w:t>
+      </w:r>
+      <w:r>
+        <w:rPr>
+          <w:lang w:val="en-IL"/>
+        </w:rPr>
+        <w:t xml:space="preserve"> were incorrectly classified as legitimate.</w:t>
+      </w:r>
+    </w:p>
+    <w:p>
+      <w:pPr>
+        <w:rPr>
+          <w:lang w:val="en-IL"/>
+        </w:rPr>
+      </w:pPr>
+      <w:r>
+        <w:rPr>
+          <w:b/>
+          <w:bCs/>
+          <w:lang w:val="en-IL"/>
+        </w:rPr>
+        <w:t>Figure 4: BERT Model Confusion Matrix</w:t>
+      </w:r>
+    </w:p>
+    <w:p>
+      <w:pPr>
+        <w:rPr>
+          <w:lang w:val="en-IL"/>
+        </w:rPr>
+      </w:pPr>
+      <w:r>
+        <w:rPr>
+          <w:lang w:val="en-IL"/>
+        </w:rPr>
+        <w:t xml:space="preserve">Out of the 60,000 samples in the internal test split, </w:t>
+      </w:r>
+      <w:r>
+        <w:rPr>
+          <w:b/>
+          <w:bCs/>
+          <w:lang w:val="en-IL"/>
+        </w:rPr>
+        <w:t>59,732 were classified correctly</w:t>
+      </w:r>
+      <w:r>
+        <w:rPr>
+          <w:lang w:val="en-IL"/>
+        </w:rPr>
+        <w:t xml:space="preserve">, while </w:t>
+      </w:r>
+      <w:r>
+        <w:rPr>
+          <w:b/>
+          <w:bCs/>
+          <w:lang w:val="en-IL"/>
+        </w:rPr>
+        <w:t>268 samples were misclassified</w:t>
+      </w:r>
+      <w:r>
+        <w:rPr>
+          <w:lang w:val="en-IL"/>
+        </w:rPr>
+        <w:t>.</w:t>
+      </w:r>
+    </w:p>
     <w:p>
       <w:pPr>
         <w:jc w:val="center"/>
@@ -3564,7 +3780,6 @@
         <w:rPr>
           <w:noProof/>
         </w:rPr>
-        <w:lastRenderedPageBreak/>
         <w:drawing>
           <wp:inline distT="0" distB="0" distL="0" distR="0" wp14:anchorId="2FAE0222" wp14:editId="41948FB8">
             <wp:extent cx="5731510" cy="4204335"/>
@@ -3583,7 +3798,7 @@
                     </pic:cNvPicPr>
                   </pic:nvPicPr>
                   <pic:blipFill>
-                    <a:blip r:embed="rId12"/>
+                    <a:blip r:embed="rId13"/>
                     <a:stretch>
                       <a:fillRect/>
                     </a:stretch>
@@ -3624,11 +3839,6 @@
     <w:p/>
     <w:p>
       <w:r>
-        <w:t>Out of 60,000 evaluated samples, 268 were misclassified. The classification report showed precision, recall, and F1-score rounded to 1.00 for both classes, so the exact accuracy value is also reported.</w:t>
-      </w:r>
-    </w:p>
-    <w:p>
-      <w:r>
         <w:br/>
       </w:r>
     </w:p>
@@ -3636,20 +3846,20 @@
       <w:pPr>
         <w:pStyle w:val="Heading2"/>
       </w:pPr>
-      <w:bookmarkStart w:id="89" w:name="__RefHeading___Toc1087_3733589167"/>
-      <w:bookmarkStart w:id="90" w:name="_Toc233625419"/>
+      <w:bookmarkStart w:id="88" w:name="__RefHeading___Toc1087_3733589167"/>
+      <w:bookmarkStart w:id="89" w:name="_Toc233625419"/>
+      <w:bookmarkEnd w:id="88"/>
+      <w:r>
+        <w:rPr>
+          <w:rFonts w:ascii="Times New Roman" w:hAnsi="Times New Roman"/>
+        </w:rPr>
+        <w:t>6.4 Full System</w:t>
+      </w:r>
       <w:bookmarkEnd w:id="89"/>
       <w:r>
         <w:rPr>
           <w:rFonts w:ascii="Times New Roman" w:hAnsi="Times New Roman"/>
         </w:rPr>
-        <w:t>6.4 Full System</w:t>
-      </w:r>
-      <w:bookmarkEnd w:id="90"/>
-      <w:r>
-        <w:rPr>
-          <w:rFonts w:ascii="Times New Roman" w:hAnsi="Times New Roman"/>
-        </w:rPr>
         <w:t xml:space="preserve"> Quantitative Results</w:t>
       </w:r>
     </w:p>
@@ -3664,7 +3874,6 @@
         <w:rPr>
           <w:noProof/>
         </w:rPr>
-        <w:lastRenderedPageBreak/>
         <w:drawing>
           <wp:inline distT="0" distB="0" distL="0" distR="0" wp14:anchorId="7B5A569D" wp14:editId="53B9BDE5">
             <wp:extent cx="5731510" cy="3071495"/>
@@ -3683,7 +3892,7 @@
                     </pic:cNvPicPr>
                   </pic:nvPicPr>
                   <pic:blipFill>
-                    <a:blip r:embed="rId13"/>
+                    <a:blip r:embed="rId14"/>
                     <a:stretch>
                       <a:fillRect/>
                     </a:stretch>
@@ -3725,16 +3934,16 @@
           <w:rFonts w:ascii="Times New Roman" w:hAnsi="Times New Roman"/>
         </w:rPr>
       </w:pPr>
-      <w:bookmarkStart w:id="91" w:name="__RefHeading___Toc1089_3733589167"/>
-      <w:bookmarkStart w:id="92" w:name="_Toc233625420"/>
+      <w:bookmarkStart w:id="90" w:name="__RefHeading___Toc1089_3733589167"/>
+      <w:bookmarkStart w:id="91" w:name="_Toc233625420"/>
+      <w:bookmarkEnd w:id="90"/>
+      <w:r>
+        <w:rPr>
+          <w:rFonts w:ascii="Times New Roman" w:hAnsi="Times New Roman"/>
+        </w:rPr>
+        <w:t>6.5 Conclusions From the Evaluation Results</w:t>
+      </w:r>
       <w:bookmarkEnd w:id="91"/>
-      <w:r>
-        <w:rPr>
-          <w:rFonts w:ascii="Times New Roman" w:hAnsi="Times New Roman"/>
-        </w:rPr>
-        <w:t>6.5 Conclusions From the Evaluation Results</w:t>
-      </w:r>
-      <w:bookmarkEnd w:id="92"/>
     </w:p>
     <w:p>
       <w:r>
@@ -3770,9 +3979,9 @@
           <w:rFonts w:ascii="Times New Roman" w:hAnsi="Times New Roman"/>
         </w:rPr>
       </w:pPr>
-      <w:bookmarkStart w:id="93" w:name="__RefHeading___Toc1091_3733589167"/>
-      <w:bookmarkStart w:id="94" w:name="_Toc233625421"/>
-      <w:bookmarkEnd w:id="93"/>
+      <w:bookmarkStart w:id="92" w:name="__RefHeading___Toc1091_3733589167"/>
+      <w:bookmarkStart w:id="93" w:name="_Toc233625421"/>
+      <w:bookmarkEnd w:id="92"/>
       <w:r>
         <w:rPr>
           <w:rFonts w:ascii="Times New Roman" w:hAnsi="Times New Roman"/>
@@ -3780,7 +3989,7 @@
         <w:lastRenderedPageBreak/>
         <w:t>7. Project Conclusions</w:t>
       </w:r>
-      <w:bookmarkEnd w:id="94"/>
+      <w:bookmarkEnd w:id="93"/>
     </w:p>
     <w:p>
       <w:r>
@@ -3791,15 +4000,7 @@
       </w:r>
       <w:r>
         <w:br/>
-        <w:t xml:space="preserve">The project demonstrates the value of combining AI-based analysis with identity-based verification. BERT is useful for detecting suspicious message and URL patterns, while WHOIS domain age verification, IP geolocation, and brand-domain matching provide explainable domain-level evidence. This combination supports practical phishing detection because it allows the system to return both </w:t>
-      </w:r>
-      <w:proofErr w:type="gramStart"/>
-      <w:r>
-        <w:t>a final result</w:t>
-      </w:r>
-      <w:proofErr w:type="gramEnd"/>
-      <w:r>
-        <w:t xml:space="preserve"> and understandable reasons.</w:t>
+        <w:t>The project demonstrates the value of combining AI-based analysis with identity-based verification. BERT is useful for detecting suspicious message and URL patterns, while WHOIS domain age verification, IP geolocation, and brand-domain matching provide explainable domain-level evidence. This combination supports practical phishing detection because it allows the system to return both a final result and understandable reasons.</w:t>
       </w:r>
       <w:r>
         <w:br/>
@@ -3821,22 +4022,22 @@
         <w:pStyle w:val="Heading1"/>
         <w:jc w:val="center"/>
       </w:pPr>
-      <w:bookmarkStart w:id="95" w:name="__RefHeading___Toc1093_3733589167"/>
-      <w:bookmarkStart w:id="96" w:name="_Toc233625422"/>
+      <w:bookmarkStart w:id="94" w:name="__RefHeading___Toc1093_3733589167"/>
+      <w:bookmarkStart w:id="95" w:name="_Toc233625422"/>
+      <w:bookmarkEnd w:id="94"/>
+      <w:r>
+        <w:rPr>
+          <w:rFonts w:ascii="Times New Roman" w:hAnsi="Times New Roman"/>
+        </w:rPr>
+        <w:t>8. References</w:t>
+      </w:r>
       <w:bookmarkEnd w:id="95"/>
-      <w:r>
-        <w:rPr>
-          <w:rFonts w:ascii="Times New Roman" w:hAnsi="Times New Roman"/>
-        </w:rPr>
-        <w:t>8. References</w:t>
-      </w:r>
-      <w:bookmarkEnd w:id="96"/>
     </w:p>
     <w:p>
       <w:r>
         <w:t xml:space="preserve">[1] Nguyet Q., Ali S., Ondryj K. Deep Learning for Phishing Detection: Taxonomy, Current Challenges, and Future Directions. IEEE Access, 2022. </w:t>
       </w:r>
-      <w:hyperlink r:id="rId14">
+      <w:hyperlink r:id="rId15">
         <w:r>
           <w:rPr>
             <w:color w:val="0563C1"/>
@@ -3850,7 +4051,7 @@
       <w:r>
         <w:t xml:space="preserve">[2] Maruf A., Khin L., Alamgir H. Intelligent phishing detection scheme using deep learning algorithms. Journal of Enterprise Information Management, 2020. </w:t>
       </w:r>
-      <w:hyperlink r:id="rId15">
+      <w:hyperlink r:id="rId16">
         <w:r>
           <w:rPr>
             <w:color w:val="0563C1"/>
@@ -3864,7 +4065,7 @@
       <w:r>
         <w:t xml:space="preserve">[3] Samer Atawneh, Hamzah Aljehani. Phishing Email Detection Model Using Deep Learning. Electronics, 12(20), 4261, 2023. </w:t>
       </w:r>
-      <w:hyperlink r:id="rId16">
+      <w:hyperlink r:id="rId17">
         <w:r>
           <w:rPr>
             <w:color w:val="0563C1"/>
@@ -3876,17 +4077,9 @@
     </w:p>
     <w:p>
       <w:r>
-        <w:t xml:space="preserve">[4] Cagatay Catal, Gorkem Gul, Bider T. Applications of Deep Learning for Phishing Detection: </w:t>
-      </w:r>
-      <w:proofErr w:type="gramStart"/>
-      <w:r>
-        <w:t>a</w:t>
-      </w:r>
-      <w:proofErr w:type="gramEnd"/>
-      <w:r>
-        <w:t xml:space="preserve"> Systematic Literature Review. Knowledge and Information Systems, 2022. </w:t>
-      </w:r>
-      <w:hyperlink r:id="rId17">
+        <w:t xml:space="preserve">[4] Cagatay Catal, Gorkem Gul, Bider T. Applications of Deep Learning for Phishing Detection: a Systematic Literature Review. Knowledge and Information Systems, 2022. </w:t>
+      </w:r>
+      <w:hyperlink r:id="rId18">
         <w:r>
           <w:rPr>
             <w:color w:val="0563C1"/>
@@ -3900,7 +4093,7 @@
       <w:r>
         <w:t xml:space="preserve">[5] Sultan Asiri, Yang Xiao, Saleh Alzahrani, Tieshan Li. PhishingRTDS: A Real-time Detection System for Phishing Attacks Using a Deep Learning Model. Computers and Security, 2024. </w:t>
       </w:r>
-      <w:hyperlink r:id="rId18">
+      <w:hyperlink r:id="rId19">
         <w:r>
           <w:rPr>
             <w:color w:val="0563C1"/>
@@ -3915,7 +4108,7 @@
         <w:lastRenderedPageBreak/>
         <w:t xml:space="preserve">[6] Bryan Lim, Roman Huerta, Alejandro Sotelo, Anthonie Quintela, Priyanka Kumar. EXPLICATE: Enhancing Phishing Detection through Explainable AI and LLM-Powered Interpretability. arXiv, 2025. </w:t>
       </w:r>
-      <w:hyperlink r:id="rId19">
+      <w:hyperlink r:id="rId20">
         <w:r>
           <w:rPr>
             <w:color w:val="0563C1"/>
@@ -3929,7 +4122,7 @@
       <w:r>
         <w:t xml:space="preserve">[7] Saba Aslam, Hafsa Aslam, Arslan Manzoor, Chen Hui, Abdur Rasool. AntiPhishStack: LSTM-based Stacked Generalization Model for Optimized Phishing URL Detection. arXiv, 2024. </w:t>
       </w:r>
-      <w:hyperlink r:id="rId20">
+      <w:hyperlink r:id="rId21">
         <w:r>
           <w:rPr>
             <w:color w:val="0563C1"/>
@@ -3943,7 +4136,7 @@
       <w:r>
         <w:t xml:space="preserve">[8] Qazi Haq, Iftikhar A. Detecting Phishing URLs Based on a Deep Learning Approach. Applied Sciences, 2024. </w:t>
       </w:r>
-      <w:hyperlink r:id="rId21">
+      <w:hyperlink r:id="rId22">
         <w:r>
           <w:rPr>
             <w:color w:val="0563C1"/>
@@ -3957,7 +4150,7 @@
       <w:r>
         <w:t xml:space="preserve">[9] Anish Rawla, Preeti et al. Detection of Phishing Attacks in PhiUSIIL Dataset Using Deep Learning. Procedia Computer Science, 2025. </w:t>
       </w:r>
-      <w:hyperlink r:id="rId22">
+      <w:hyperlink r:id="rId23">
         <w:r>
           <w:rPr>
             <w:color w:val="0563C1"/>
@@ -3971,7 +4164,7 @@
       <w:r>
         <w:t xml:space="preserve">[10] Dinnillah A.H., Widiarto M., Wijaya A. Robust Phishing Detection Using Random Forest with Isolation Forest Based Outlier Filtering. IJACI, 2025. </w:t>
       </w:r>
-      <w:hyperlink r:id="rId23">
+      <w:hyperlink r:id="rId24">
         <w:r>
           <w:rPr>
             <w:color w:val="0563C1"/>
@@ -3982,198 +4175,267 @@
       </w:hyperlink>
     </w:p>
     <w:p>
+      <w:r>
+        <w:t>[1</w:t>
+      </w:r>
+      <w:r>
+        <w:t>1</w:t>
+      </w:r>
+      <w:r>
+        <w:t xml:space="preserve">] CyberSecTony, “PhishingEmailDetectionv2.0,” Hugging Face Datasets. </w:t>
+      </w:r>
+    </w:p>
+    <w:p>
+      <w:hyperlink r:id="rId25" w:history="1">
+        <w:r>
+          <w:rPr>
+            <w:rStyle w:val="Hyperlink"/>
+          </w:rPr>
+          <w:t>https://huggingface.co/datasets/cybersectony/Phi</w:t>
+        </w:r>
+        <w:r>
+          <w:rPr>
+            <w:rStyle w:val="Hyperlink"/>
+          </w:rPr>
+          <w:t>s</w:t>
+        </w:r>
+        <w:r>
+          <w:rPr>
+            <w:rStyle w:val="Hyperlink"/>
+          </w:rPr>
+          <w:t>hingEmailDetectionv2.0</w:t>
+        </w:r>
+      </w:hyperlink>
+    </w:p>
+    <w:p>
+      <w:r>
+        <w:t>[</w:t>
+      </w:r>
+      <w:r>
+        <w:t>1</w:t>
+      </w:r>
+      <w:r>
+        <w:t xml:space="preserve">2] Subhajournal, “Phishing Email Detection,” Kaggle. </w:t>
+      </w:r>
+    </w:p>
+    <w:bookmarkStart w:id="96" w:name="__RefHeading___Toc1095_3733589167"/>
+    <w:bookmarkStart w:id="97" w:name="_Toc233625423"/>
+    <w:bookmarkEnd w:id="96"/>
+    <w:p>
+      <w:pPr>
+        <w:pStyle w:val="Caption"/>
+      </w:pPr>
+      <w:r>
+        <w:fldChar w:fldCharType="begin"/>
+      </w:r>
+      <w:r>
+        <w:instrText>HYPERLINK "https://www.kaggle.com/datasets/subhajournal/phishingemails"</w:instrText>
+      </w:r>
+      <w:r>
+        <w:fldChar w:fldCharType="separate"/>
+      </w:r>
+      <w:r>
+        <w:rPr>
+          <w:rStyle w:val="Hyperlink"/>
+          <w:sz w:val="22"/>
+          <w:szCs w:val="22"/>
+        </w:rPr>
+        <w:t>https://www.kaggle.com/dat</w:t>
+      </w:r>
+      <w:r>
+        <w:rPr>
+          <w:rStyle w:val="Hyperlink"/>
+          <w:sz w:val="22"/>
+          <w:szCs w:val="22"/>
+        </w:rPr>
+        <w:t>a</w:t>
+      </w:r>
+      <w:r>
+        <w:rPr>
+          <w:rStyle w:val="Hyperlink"/>
+          <w:sz w:val="22"/>
+          <w:szCs w:val="22"/>
+        </w:rPr>
+        <w:t>sets/subhajournal/phishingemails</w:t>
+      </w:r>
+      <w:r>
+        <w:fldChar w:fldCharType="end"/>
+      </w:r>
+    </w:p>
+    <w:p>
       <w:pPr>
         <w:pStyle w:val="Heading1"/>
         <w:jc w:val="center"/>
       </w:pPr>
-      <w:bookmarkStart w:id="97" w:name="__RefHeading___Toc1095_3733589167"/>
-      <w:bookmarkStart w:id="98" w:name="_Toc233625423"/>
+      <w:r>
+        <w:rPr>
+          <w:rFonts w:ascii="Times New Roman" w:hAnsi="Times New Roman"/>
+        </w:rPr>
+        <w:t>Appendix A - User Guide</w:t>
+      </w:r>
       <w:bookmarkEnd w:id="97"/>
+    </w:p>
+    <w:p>
+      <w:pPr>
+        <w:pStyle w:val="Heading2"/>
+      </w:pPr>
+      <w:bookmarkStart w:id="98" w:name="__RefHeading___Toc1097_3733589167"/>
+      <w:bookmarkStart w:id="99" w:name="_Toc233625424"/>
+      <w:bookmarkEnd w:id="98"/>
       <w:r>
         <w:rPr>
           <w:rFonts w:ascii="Times New Roman" w:hAnsi="Times New Roman"/>
         </w:rPr>
-        <w:t>Appendix A - User Guide</w:t>
-      </w:r>
-      <w:bookmarkEnd w:id="98"/>
+        <w:t>A.1 Introduction</w:t>
+      </w:r>
+      <w:bookmarkEnd w:id="99"/>
+    </w:p>
+    <w:p>
+      <w:r>
+        <w:t>This guide is intended for regular users of the MsgGuard mobile application. It explains the normal successful use flow of the system and how to understand the result. The user does not need cybersecurity knowledge in order to use the application.</w:t>
+      </w:r>
     </w:p>
     <w:p>
       <w:pPr>
         <w:pStyle w:val="Heading2"/>
       </w:pPr>
-      <w:bookmarkStart w:id="99" w:name="__RefHeading___Toc1097_3733589167"/>
-      <w:bookmarkStart w:id="100" w:name="_Toc233625424"/>
-      <w:bookmarkEnd w:id="99"/>
+      <w:bookmarkStart w:id="100" w:name="__RefHeading___Toc1099_3733589167"/>
+      <w:bookmarkStart w:id="101" w:name="_Toc233625425"/>
+      <w:bookmarkEnd w:id="100"/>
       <w:r>
         <w:rPr>
           <w:rFonts w:ascii="Times New Roman" w:hAnsi="Times New Roman"/>
         </w:rPr>
-        <w:t>A.1 Introduction</w:t>
-      </w:r>
-      <w:bookmarkEnd w:id="100"/>
-    </w:p>
-    <w:p>
-      <w:r>
-        <w:t xml:space="preserve">This guide is intended for regular users of the MsgGuard mobile application. It explains the normal successful use flow of the system and how to understand the result. The user does not need cybersecurity knowledge </w:t>
-      </w:r>
-      <w:proofErr w:type="gramStart"/>
-      <w:r>
-        <w:t>in order to</w:t>
-      </w:r>
-      <w:proofErr w:type="gramEnd"/>
-      <w:r>
-        <w:t xml:space="preserve"> use the application.</w:t>
+        <w:t>A.2 How to Analyze a Suspicious Message or URL</w:t>
+      </w:r>
+      <w:bookmarkEnd w:id="101"/>
+    </w:p>
+    <w:p>
+      <w:pPr>
+        <w:ind w:left="461" w:hanging="317"/>
+      </w:pPr>
+      <w:r>
+        <w:t>1. Open the MsgGuard application or share suspicious content to MsgGuard from another mobile application.</w:t>
+      </w:r>
+    </w:p>
+    <w:p>
+      <w:pPr>
+        <w:ind w:left="461" w:hanging="317"/>
+      </w:pPr>
+      <w:r>
+        <w:t>2. Paste or submit the suspicious message or URL.</w:t>
+      </w:r>
+    </w:p>
+    <w:p>
+      <w:pPr>
+        <w:ind w:left="461" w:hanging="317"/>
+      </w:pPr>
+      <w:r>
+        <w:t>3. Press the analyze button.</w:t>
+      </w:r>
+    </w:p>
+    <w:p>
+      <w:pPr>
+        <w:ind w:left="461" w:hanging="317"/>
+      </w:pPr>
+      <w:r>
+        <w:t>4. Wait until the analysis is completed.</w:t>
+      </w:r>
+    </w:p>
+    <w:p>
+      <w:pPr>
+        <w:ind w:left="461" w:hanging="317"/>
+      </w:pPr>
+      <w:r>
+        <w:t>5. Read the final classification shown by the application.</w:t>
+      </w:r>
+    </w:p>
+    <w:p>
+      <w:pPr>
+        <w:ind w:left="461" w:hanging="317"/>
+      </w:pPr>
+      <w:r>
+        <w:t>6. Review the risk score and short explanation.</w:t>
+      </w:r>
+    </w:p>
+    <w:p>
+      <w:pPr>
+        <w:ind w:left="461" w:hanging="317"/>
+      </w:pPr>
+      <w:r>
+        <w:t>7. Avoid opening the link if the system marks it as suspicious or phishing.</w:t>
       </w:r>
     </w:p>
     <w:p>
       <w:pPr>
         <w:pStyle w:val="Heading2"/>
       </w:pPr>
-      <w:bookmarkStart w:id="101" w:name="__RefHeading___Toc1099_3733589167"/>
-      <w:bookmarkStart w:id="102" w:name="_Toc233625425"/>
-      <w:bookmarkEnd w:id="101"/>
+      <w:bookmarkStart w:id="102" w:name="__RefHeading___Toc1101_3733589167"/>
+      <w:bookmarkStart w:id="103" w:name="_Toc233625426"/>
+      <w:bookmarkEnd w:id="102"/>
       <w:r>
         <w:rPr>
           <w:rFonts w:ascii="Times New Roman" w:hAnsi="Times New Roman"/>
         </w:rPr>
-        <w:t>A.2 How to Analyze a Suspicious Message or URL</w:t>
-      </w:r>
-      <w:bookmarkEnd w:id="102"/>
-    </w:p>
-    <w:p>
-      <w:pPr>
-        <w:ind w:left="461" w:hanging="317"/>
-      </w:pPr>
-      <w:r>
-        <w:t xml:space="preserve">1. Open the MsgGuard application or share suspicious content </w:t>
-      </w:r>
-      <w:proofErr w:type="gramStart"/>
-      <w:r>
-        <w:t>to</w:t>
-      </w:r>
-      <w:proofErr w:type="gramEnd"/>
-      <w:r>
-        <w:t xml:space="preserve"> MsgGuard from another mobile application.</w:t>
-      </w:r>
-    </w:p>
-    <w:p>
-      <w:pPr>
-        <w:ind w:left="461" w:hanging="317"/>
-      </w:pPr>
-      <w:r>
-        <w:t>2. Paste or submit the suspicious message or URL.</w:t>
-      </w:r>
-    </w:p>
-    <w:p>
-      <w:pPr>
-        <w:ind w:left="461" w:hanging="317"/>
-      </w:pPr>
-      <w:r>
-        <w:t>3. Press the analyze button.</w:t>
-      </w:r>
-    </w:p>
-    <w:p>
-      <w:pPr>
-        <w:ind w:left="461" w:hanging="317"/>
-      </w:pPr>
-      <w:r>
-        <w:t>4. Wait until the analysis is completed.</w:t>
-      </w:r>
-    </w:p>
-    <w:p>
-      <w:pPr>
-        <w:ind w:left="461" w:hanging="317"/>
-      </w:pPr>
-      <w:r>
-        <w:t>5. Read the final classification shown by the application.</w:t>
-      </w:r>
-    </w:p>
-    <w:p>
-      <w:pPr>
-        <w:ind w:left="461" w:hanging="317"/>
-      </w:pPr>
-      <w:r>
-        <w:t>6. Review the risk score and short explanation.</w:t>
-      </w:r>
-    </w:p>
-    <w:p>
-      <w:pPr>
-        <w:ind w:left="461" w:hanging="317"/>
-      </w:pPr>
-      <w:r>
-        <w:t>7. Avoid opening the link if the system marks it as suspicious or phishing.</w:t>
+        <w:lastRenderedPageBreak/>
+        <w:t>A.3 Understanding the Result</w:t>
+      </w:r>
+      <w:bookmarkEnd w:id="103"/>
+    </w:p>
+    <w:p>
+      <w:pPr>
+        <w:ind w:left="360" w:hanging="259"/>
+      </w:pPr>
+      <w:r>
+        <w:t>- Legitimate means the input did not show strong phishing indicators.</w:t>
+      </w:r>
+    </w:p>
+    <w:p>
+      <w:pPr>
+        <w:ind w:left="360" w:hanging="259"/>
+      </w:pPr>
+      <w:r>
+        <w:t>- Suspicious means the system found one or more risk indicators and the user should be careful.</w:t>
+      </w:r>
+    </w:p>
+    <w:p>
+      <w:pPr>
+        <w:ind w:left="360" w:hanging="259"/>
+      </w:pPr>
+      <w:r>
+        <w:t>- Phishing means the input appears malicious or strongly risky.</w:t>
+      </w:r>
+    </w:p>
+    <w:p>
+      <w:pPr>
+        <w:ind w:left="360" w:hanging="259"/>
+      </w:pPr>
+      <w:r>
+        <w:t>- The explanation lists the main reasons, such as suspicious wording, new domain, brand mismatch, or hosting-origin inconsistency.</w:t>
+      </w:r>
+    </w:p>
+    <w:p>
+      <w:r>
+        <w:t>The explanation is meant to help the user understand the warning rather than only seeing a technical score. If the result is suspicious or phishing, the safest action is to avoid opening the link and avoid entering personal details.</w:t>
       </w:r>
     </w:p>
     <w:p>
       <w:pPr>
         <w:pStyle w:val="Heading2"/>
-      </w:pPr>
-      <w:bookmarkStart w:id="103" w:name="__RefHeading___Toc1101_3733589167"/>
-      <w:bookmarkStart w:id="104" w:name="_Toc233625426"/>
-      <w:bookmarkEnd w:id="103"/>
-      <w:r>
         <w:rPr>
           <w:rFonts w:ascii="Times New Roman" w:hAnsi="Times New Roman"/>
         </w:rPr>
-        <w:t>A.3 Understanding the Result</w:t>
-      </w:r>
+      </w:pPr>
+      <w:bookmarkStart w:id="104" w:name="__RefHeading___Toc1103_3733589167"/>
+      <w:bookmarkStart w:id="105" w:name="_Toc233625427"/>
       <w:bookmarkEnd w:id="104"/>
-    </w:p>
-    <w:p>
-      <w:pPr>
-        <w:ind w:left="360" w:hanging="259"/>
-      </w:pPr>
-      <w:r>
-        <w:t>- Legitimate means the input did not show strong phishing indicators.</w:t>
-      </w:r>
-    </w:p>
-    <w:p>
-      <w:pPr>
-        <w:ind w:left="360" w:hanging="259"/>
-      </w:pPr>
-      <w:r>
-        <w:t>- Suspicious means the system found one or more risk indicators and the user should be careful.</w:t>
-      </w:r>
-    </w:p>
-    <w:p>
-      <w:pPr>
-        <w:ind w:left="360" w:hanging="259"/>
-      </w:pPr>
-      <w:r>
-        <w:lastRenderedPageBreak/>
-        <w:t>- Phishing means the input appears malicious or strongly risky.</w:t>
-      </w:r>
-    </w:p>
-    <w:p>
-      <w:pPr>
-        <w:ind w:left="360" w:hanging="259"/>
-      </w:pPr>
-      <w:r>
-        <w:t>- The explanation lists the main reasons, such as suspicious wording, new domain, brand mismatch, or hosting-origin inconsistency.</w:t>
-      </w:r>
-    </w:p>
-    <w:p>
-      <w:r>
-        <w:t>The explanation is meant to help the user understand the warning rather than only seeing a technical score. If the result is suspicious or phishing, the safest action is to avoid opening the link and avoid entering personal details.</w:t>
-      </w:r>
-    </w:p>
-    <w:p>
-      <w:pPr>
-        <w:pStyle w:val="Heading2"/>
+      <w:r>
         <w:rPr>
           <w:rFonts w:ascii="Times New Roman" w:hAnsi="Times New Roman"/>
         </w:rPr>
-      </w:pPr>
-      <w:bookmarkStart w:id="105" w:name="__RefHeading___Toc1103_3733589167"/>
-      <w:bookmarkStart w:id="106" w:name="_Toc233625427"/>
+        <w:t>A.4 User Help</w:t>
+      </w:r>
       <w:bookmarkEnd w:id="105"/>
-      <w:r>
-        <w:rPr>
-          <w:rFonts w:ascii="Times New Roman" w:hAnsi="Times New Roman"/>
-        </w:rPr>
-        <w:t>A.4 User Help</w:t>
-      </w:r>
-      <w:bookmarkEnd w:id="106"/>
     </w:p>
     <w:p>
       <w:r>
@@ -4185,31 +4447,31 @@
         <w:pStyle w:val="Heading1"/>
         <w:jc w:val="center"/>
       </w:pPr>
-      <w:bookmarkStart w:id="107" w:name="__RefHeading___Toc1105_3733589167"/>
-      <w:bookmarkStart w:id="108" w:name="_Toc233625428"/>
+      <w:bookmarkStart w:id="106" w:name="__RefHeading___Toc1105_3733589167"/>
+      <w:bookmarkStart w:id="107" w:name="_Toc233625428"/>
+      <w:bookmarkEnd w:id="106"/>
+      <w:r>
+        <w:rPr>
+          <w:rFonts w:ascii="Times New Roman" w:hAnsi="Times New Roman"/>
+        </w:rPr>
+        <w:t>Appendix B - Maintenance Guide</w:t>
+      </w:r>
       <w:bookmarkEnd w:id="107"/>
+    </w:p>
+    <w:p>
+      <w:pPr>
+        <w:pStyle w:val="Heading2"/>
+      </w:pPr>
+      <w:bookmarkStart w:id="108" w:name="__RefHeading___Toc1107_3733589167"/>
+      <w:bookmarkStart w:id="109" w:name="_Toc233625429"/>
+      <w:bookmarkEnd w:id="108"/>
       <w:r>
         <w:rPr>
           <w:rFonts w:ascii="Times New Roman" w:hAnsi="Times New Roman"/>
         </w:rPr>
-        <w:t>Appendix B - Maintenance Guide</w:t>
-      </w:r>
-      <w:bookmarkEnd w:id="108"/>
-    </w:p>
-    <w:p>
-      <w:pPr>
-        <w:pStyle w:val="Heading2"/>
-      </w:pPr>
-      <w:bookmarkStart w:id="109" w:name="__RefHeading___Toc1107_3733589167"/>
-      <w:bookmarkStart w:id="110" w:name="_Toc233625429"/>
+        <w:t>B.1 System Environment</w:t>
+      </w:r>
       <w:bookmarkEnd w:id="109"/>
-      <w:r>
-        <w:rPr>
-          <w:rFonts w:ascii="Times New Roman" w:hAnsi="Times New Roman"/>
-        </w:rPr>
-        <w:t>B.1 System Environment</w:t>
-      </w:r>
-      <w:bookmarkEnd w:id="110"/>
     </w:p>
     <w:p>
       <w:pPr>
@@ -4266,7 +4528,7 @@
       <w:r>
         <w:t xml:space="preserve">- Repository: </w:t>
       </w:r>
-      <w:hyperlink r:id="rId24">
+      <w:hyperlink r:id="rId26">
         <w:r>
           <w:rPr>
             <w:color w:val="0563C1"/>
@@ -4280,23 +4542,95 @@
       <w:pPr>
         <w:pStyle w:val="Heading2"/>
       </w:pPr>
-      <w:bookmarkStart w:id="111" w:name="__RefHeading___Toc1109_3733589167"/>
-      <w:bookmarkStart w:id="112" w:name="_Toc233625430"/>
+      <w:bookmarkStart w:id="110" w:name="__RefHeading___Toc1109_3733589167"/>
+      <w:bookmarkStart w:id="111" w:name="_Toc233625430"/>
+      <w:bookmarkEnd w:id="110"/>
+      <w:r>
+        <w:rPr>
+          <w:rFonts w:ascii="Times New Roman" w:hAnsi="Times New Roman"/>
+        </w:rPr>
+        <w:t>B.2 Running the Backend</w:t>
+      </w:r>
       <w:bookmarkEnd w:id="111"/>
+    </w:p>
+    <w:p>
+      <w:pPr>
+        <w:ind w:left="461" w:hanging="317"/>
+      </w:pPr>
+      <w:r>
+        <w:t>1. Clone the Git repository.</w:t>
+      </w:r>
+    </w:p>
+    <w:p>
+      <w:pPr>
+        <w:ind w:left="461" w:hanging="317"/>
+      </w:pPr>
+      <w:r>
+        <w:t>2. Create and activate a Python virtual environment.</w:t>
+      </w:r>
+    </w:p>
+    <w:p>
+      <w:pPr>
+        <w:ind w:left="461" w:hanging="317"/>
+      </w:pPr>
+      <w:r>
+        <w:t>3. Install the required Python dependencies from the project requirements file.</w:t>
+      </w:r>
+    </w:p>
+    <w:p>
+      <w:pPr>
+        <w:ind w:left="461" w:hanging="317"/>
+      </w:pPr>
+      <w:r>
+        <w:t>4. Place the trained BERT model files in the expected model directory.</w:t>
+      </w:r>
+    </w:p>
+    <w:p>
+      <w:pPr>
+        <w:ind w:left="461" w:hanging="317"/>
+      </w:pPr>
+      <w:r>
+        <w:t>5. Configure any required API keys or environment variables for WHOIS and IP geolocation services.</w:t>
+      </w:r>
+    </w:p>
+    <w:p>
+      <w:pPr>
+        <w:ind w:left="461" w:hanging="317"/>
+      </w:pPr>
+      <w:r>
+        <w:t>6. Run the Flask application.</w:t>
+      </w:r>
+    </w:p>
+    <w:p>
+      <w:pPr>
+        <w:ind w:left="461" w:hanging="317"/>
+      </w:pPr>
+      <w:r>
+        <w:lastRenderedPageBreak/>
+        <w:t>7. Verify that the analyze endpoint returns a valid JSON response.</w:t>
+      </w:r>
+    </w:p>
+    <w:p>
+      <w:pPr>
+        <w:pStyle w:val="Heading2"/>
+      </w:pPr>
+      <w:bookmarkStart w:id="112" w:name="__RefHeading___Toc1111_3733589167"/>
+      <w:bookmarkStart w:id="113" w:name="_Toc233625431"/>
+      <w:bookmarkEnd w:id="112"/>
       <w:r>
         <w:rPr>
           <w:rFonts w:ascii="Times New Roman" w:hAnsi="Times New Roman"/>
         </w:rPr>
-        <w:t>B.2 Running the Backend</w:t>
-      </w:r>
-      <w:bookmarkEnd w:id="112"/>
+        <w:t>B.3 Running the Mobile Application</w:t>
+      </w:r>
+      <w:bookmarkEnd w:id="113"/>
     </w:p>
     <w:p>
       <w:pPr>
         <w:ind w:left="461" w:hanging="317"/>
       </w:pPr>
       <w:r>
-        <w:t>1. Clone the Git repository.</w:t>
+        <w:t>1. Install Node.js and Expo tools if they are not already installed.</w:t>
       </w:r>
     </w:p>
     <w:p>
@@ -4304,7 +4638,7 @@
         <w:ind w:left="461" w:hanging="317"/>
       </w:pPr>
       <w:r>
-        <w:t>2. Create and activate a Python virtual environment.</w:t>
+        <w:t>2. Navigate to the React Native application directory.</w:t>
       </w:r>
     </w:p>
     <w:p>
@@ -4312,7 +4646,7 @@
         <w:ind w:left="461" w:hanging="317"/>
       </w:pPr>
       <w:r>
-        <w:t>3. Install the required Python dependencies from the project requirements file.</w:t>
+        <w:t>3. Install the project dependencies.</w:t>
       </w:r>
     </w:p>
     <w:p>
@@ -4320,7 +4654,7 @@
         <w:ind w:left="461" w:hanging="317"/>
       </w:pPr>
       <w:r>
-        <w:t>4. Place the trained BERT model files in the expected model directory.</w:t>
+        <w:t>4. Configure the backend API address used by the application.</w:t>
       </w:r>
     </w:p>
     <w:p>
@@ -4328,7 +4662,7 @@
         <w:ind w:left="461" w:hanging="317"/>
       </w:pPr>
       <w:r>
-        <w:t>5. Configure any required API keys or environment variables for WHOIS and IP geolocation services.</w:t>
+        <w:t>5. Run the application with Expo on an Android device or emulator.</w:t>
       </w:r>
     </w:p>
     <w:p>
@@ -4336,110 +4670,77 @@
         <w:ind w:left="461" w:hanging="317"/>
       </w:pPr>
       <w:r>
-        <w:t>6. Run the Flask application.</w:t>
-      </w:r>
-    </w:p>
-    <w:p>
-      <w:pPr>
-        <w:ind w:left="461" w:hanging="317"/>
-      </w:pPr>
-      <w:r>
-        <w:t xml:space="preserve">7. Verify that the </w:t>
-      </w:r>
-      <w:proofErr w:type="gramStart"/>
-      <w:r>
-        <w:t>analyze</w:t>
-      </w:r>
-      <w:proofErr w:type="gramEnd"/>
-      <w:r>
-        <w:t xml:space="preserve"> endpoint returns a valid JSON response.</w:t>
+        <w:t>6. Submit a test message and confirm that the result is displayed.</w:t>
       </w:r>
     </w:p>
     <w:p>
       <w:pPr>
         <w:pStyle w:val="Heading2"/>
       </w:pPr>
-      <w:bookmarkStart w:id="113" w:name="__RefHeading___Toc1111_3733589167"/>
-      <w:bookmarkStart w:id="114" w:name="_Toc233625431"/>
-      <w:bookmarkEnd w:id="113"/>
+      <w:bookmarkStart w:id="114" w:name="__RefHeading___Toc1113_3733589167"/>
+      <w:bookmarkStart w:id="115" w:name="_Toc233625432"/>
+      <w:bookmarkEnd w:id="114"/>
       <w:r>
         <w:rPr>
           <w:rFonts w:ascii="Times New Roman" w:hAnsi="Times New Roman"/>
         </w:rPr>
-        <w:t>B.3 Running the Mobile Application</w:t>
-      </w:r>
-      <w:bookmarkEnd w:id="114"/>
-    </w:p>
-    <w:p>
-      <w:pPr>
-        <w:ind w:left="461" w:hanging="317"/>
-      </w:pPr>
-      <w:r>
-        <w:t>1. Install Node.js and Expo tools if they are not already installed.</w:t>
-      </w:r>
-    </w:p>
-    <w:p>
-      <w:pPr>
-        <w:ind w:left="461" w:hanging="317"/>
-      </w:pPr>
-      <w:r>
-        <w:t>2. Navigate to the React Native application directory.</w:t>
-      </w:r>
-    </w:p>
-    <w:p>
-      <w:pPr>
-        <w:ind w:left="461" w:hanging="317"/>
-      </w:pPr>
-      <w:r>
-        <w:lastRenderedPageBreak/>
-        <w:t>3. Install the project dependencies.</w:t>
-      </w:r>
-    </w:p>
-    <w:p>
-      <w:pPr>
-        <w:ind w:left="461" w:hanging="317"/>
-      </w:pPr>
-      <w:r>
-        <w:t>4. Configure the backend API address used by the application.</w:t>
-      </w:r>
-    </w:p>
-    <w:p>
-      <w:pPr>
-        <w:ind w:left="461" w:hanging="317"/>
-      </w:pPr>
-      <w:r>
-        <w:t>5. Run the application with Expo on an Android device or emulator.</w:t>
-      </w:r>
-    </w:p>
-    <w:p>
-      <w:pPr>
-        <w:ind w:left="461" w:hanging="317"/>
-      </w:pPr>
-      <w:r>
-        <w:t>6. Submit a test message and confirm that the result is displayed.</w:t>
+        <w:t>B.4 Updating the System</w:t>
+      </w:r>
+      <w:bookmarkEnd w:id="115"/>
+    </w:p>
+    <w:p>
+      <w:pPr>
+        <w:ind w:left="360" w:hanging="259"/>
+      </w:pPr>
+      <w:r>
+        <w:t>- To update the BERT model, retrain or replace the model files and update the backend model path if needed.</w:t>
+      </w:r>
+    </w:p>
+    <w:p>
+      <w:pPr>
+        <w:ind w:left="360" w:hanging="259"/>
+      </w:pPr>
+      <w:r>
+        <w:t>- To update brand-domain matching, modify the brand reference list and test known legitimate and phishing examples.</w:t>
+      </w:r>
+    </w:p>
+    <w:p>
+      <w:pPr>
+        <w:ind w:left="360" w:hanging="259"/>
+      </w:pPr>
+      <w:r>
+        <w:t>- To update identity checks, modify the relevant backend module while keeping the JSON response format stable for the mobile app.</w:t>
+      </w:r>
+    </w:p>
+    <w:p>
+      <w:pPr>
+        <w:ind w:left="360" w:hanging="259"/>
+      </w:pPr>
+      <w:r>
+        <w:t>- To update the frontend, keep the backend field names consistent or update the response parsing logic.</w:t>
       </w:r>
     </w:p>
     <w:p>
       <w:pPr>
         <w:pStyle w:val="Heading2"/>
       </w:pPr>
-      <w:bookmarkStart w:id="115" w:name="__RefHeading___Toc1113_3733589167"/>
-      <w:bookmarkStart w:id="116" w:name="_Toc233625432"/>
-      <w:bookmarkEnd w:id="115"/>
+      <w:bookmarkStart w:id="116" w:name="__RefHeading___Toc1115_3733589167"/>
+      <w:bookmarkStart w:id="117" w:name="_Toc233625433"/>
+      <w:bookmarkEnd w:id="116"/>
       <w:r>
         <w:rPr>
           <w:rFonts w:ascii="Times New Roman" w:hAnsi="Times New Roman"/>
         </w:rPr>
-        <w:t>B.4 Updating the System</w:t>
-      </w:r>
-      <w:bookmarkEnd w:id="116"/>
+        <w:t>B.5 Recommended Future Maintenance</w:t>
+      </w:r>
+      <w:bookmarkEnd w:id="117"/>
     </w:p>
     <w:p>
       <w:pPr>
         <w:ind w:left="360" w:hanging="259"/>
       </w:pPr>
       <w:r>
-        <w:t>- To update the BERT model, retrain or replace the model files and update the backend model path if needed.</w:t>
+        <w:t>- Evaluate the complete hybrid system using a labeled test set processed through the Flask endpoint.</w:t>
       </w:r>
     </w:p>
     <w:p>
@@ -4447,7 +4748,7 @@
         <w:ind w:left="360" w:hanging="259"/>
       </w:pPr>
       <w:r>
-        <w:t>- To update brand-domain matching, modify the brand reference list and test known legitimate and phishing examples.</w:t>
+        <w:t>- Monitor false positives and false negatives and update thresholds when necessary.</w:t>
       </w:r>
     </w:p>
     <w:p>
@@ -4455,7 +4756,7 @@
         <w:ind w:left="360" w:hanging="259"/>
       </w:pPr>
       <w:r>
-        <w:t>- To update identity checks, modify the relevant backend module while keeping the JSON response format stable for the mobile app.</w:t>
+        <w:t>- Expand the brand-domain reference database.</w:t>
       </w:r>
     </w:p>
     <w:p>
@@ -4463,76 +4764,21 @@
         <w:ind w:left="360" w:hanging="259"/>
       </w:pPr>
       <w:r>
-        <w:t xml:space="preserve">- To update the </w:t>
-      </w:r>
-      <w:proofErr w:type="gramStart"/>
-      <w:r>
-        <w:t>frontend</w:t>
-      </w:r>
-      <w:proofErr w:type="gramEnd"/>
-      <w:r>
-        <w:t>, keep the backend field names consistent or update the response parsing logic.</w:t>
-      </w:r>
-    </w:p>
-    <w:p>
-      <w:pPr>
-        <w:pStyle w:val="Heading2"/>
-      </w:pPr>
-      <w:bookmarkStart w:id="117" w:name="__RefHeading___Toc1115_3733589167"/>
-      <w:bookmarkStart w:id="118" w:name="_Toc233625433"/>
-      <w:bookmarkEnd w:id="117"/>
-      <w:r>
-        <w:rPr>
-          <w:rFonts w:ascii="Times New Roman" w:hAnsi="Times New Roman"/>
-        </w:rPr>
-        <w:t>B.5 Recommended Future Maintenance</w:t>
-      </w:r>
-      <w:bookmarkEnd w:id="118"/>
+        <w:t>- Add logging for safe debugging while avoiding storage of sensitive user data.</w:t>
+      </w:r>
     </w:p>
     <w:p>
       <w:pPr>
         <w:ind w:left="360" w:hanging="259"/>
       </w:pPr>
       <w:r>
-        <w:t>- Evaluate the complete hybrid system using a labeled test set processed through the Flask endpoint.</w:t>
-      </w:r>
-    </w:p>
-    <w:p>
-      <w:pPr>
-        <w:ind w:left="360" w:hanging="259"/>
-      </w:pPr>
-      <w:r>
-        <w:t>- Monitor false positives and false negatives and update thresholds when necessary.</w:t>
-      </w:r>
-    </w:p>
-    <w:p>
-      <w:pPr>
-        <w:ind w:left="360" w:hanging="259"/>
-      </w:pPr>
-      <w:r>
-        <w:t>- Expand the brand-domain reference database.</w:t>
-      </w:r>
-    </w:p>
-    <w:p>
-      <w:pPr>
-        <w:ind w:left="360" w:hanging="259"/>
-      </w:pPr>
-      <w:r>
-        <w:t>- Add logging for safe debugging while avoiding storage of sensitive user data.</w:t>
-      </w:r>
-    </w:p>
-    <w:p>
-      <w:pPr>
-        <w:ind w:left="360" w:hanging="259"/>
-      </w:pPr>
-      <w:r>
         <w:t>- Document any future model or API changes in the repository.</w:t>
       </w:r>
     </w:p>
     <w:sectPr>
-      <w:footerReference w:type="even" r:id="rId25"/>
-      <w:footerReference w:type="default" r:id="rId26"/>
-      <w:footerReference w:type="first" r:id="rId27"/>
+      <w:footerReference w:type="even" r:id="rId27"/>
+      <w:footerReference w:type="default" r:id="rId28"/>
+      <w:footerReference w:type="first" r:id="rId29"/>
       <w:pgSz w:w="11906" w:h="16838"/>
       <w:pgMar w:top="1440" w:right="1440" w:bottom="1440" w:left="1440" w:header="0" w:footer="708" w:gutter="0"/>
       <w:cols w:space="720"/>
@@ -4683,6 +4929,467 @@
     </w:p>
   </w:footnote>
 </w:footnotes>
+</file>
+
+<file path=word/numbering.xml><?xml version="1.0" encoding="utf-8"?>
+<w:numbering xmlns:wpc="http://schemas.microsoft.com/office/word/2010/wordprocessingCanvas" xmlns:cx="http://schemas.microsoft.com/office/drawing/2014/chartex" xmlns:cx1="http://schemas.microsoft.com/office/drawing/2015/9/8/chartex" xmlns:cx2="http://schemas.microsoft.com/office/drawing/2015/10/21/chartex" xmlns:cx3="http://schemas.microsoft.com/office/drawing/2016/5/9/chartex" xmlns:cx4="http://schemas.microsoft.com/office/drawing/2016/5/10/chartex" xmlns:cx5="http://schemas.microsoft.com/office/drawing/2016/5/11/chartex" xmlns:cx6="http://schemas.microsoft.com/office/drawing/2016/5/12/chartex" xmlns:cx7="http://schemas.microsoft.com/office/drawing/2016/5/13/chartex" xmlns:cx8="http://schemas.microsoft.com/office/drawing/2016/5/14/chartex" xmlns:mc="http://schemas.openxmlformats.org/markup-compatibility/2006" xmlns:aink="http://schemas.microsoft.com/office/drawing/2016/ink" xmlns:am3d="http://schemas.microsoft.com/office/drawing/2017/model3d" xmlns:o="urn:schemas-microsoft-com:office:office" xmlns:oel="http://schemas.microsoft.com/office/2019/extlst" xmlns:r="http://schemas.openxmlformats.org/officeDocument/2006/relationships" xmlns:m="http://schemas.openxmlformats.org/officeDocument/2006/math" xmlns:v="urn:schemas-microsoft-com:vml" xmlns:wp14="http://schemas.microsoft.com/office/word/2010/wordprocessingDrawing" xmlns:wp="http://schemas.openxmlformats.org/drawingml/2006/wordprocessingDrawing" xmlns:w10="urn:schemas-microsoft-com:office:word" xmlns:w="http://schemas.openxmlformats.org/wordprocessingml/2006/main" xmlns:w14="http://schemas.microsoft.com/office/word/2010/wordml" xmlns:w15="http://schemas.microsoft.com/office/word/2012/wordml" xmlns:w16cex="http://schemas.microsoft.com/office/word/2018/wordml/cex" xmlns:w16cid="http://schemas.microsoft.com/office/word/2016/wordml/cid" xmlns:w16="http://schemas.microsoft.com/office/word/2018/wordml" xmlns:w16du="http://schemas.microsoft.com/office/word/2023/wordml/word16du" xmlns:w16sdtdh="http://schemas.microsoft.com/office/word/2020/wordml/sdtdatahash" xmlns:w16sdtfl="http://schemas.microsoft.com/office/word/2024/wordml/sdtformatlock" xmlns:w16se="http://schemas.microsoft.com/office/word/2015/wordml/symex" xmlns:wpg="http://schemas.microsoft.com/office/word/2010/wordprocessingGroup" xmlns:wpi="http://schemas.microsoft.com/office/word/2010/wordprocessingInk" xmlns:wne="http://schemas.microsoft.com/office/word/2006/wordml" xmlns:wps="http://schemas.microsoft.com/office/word/2010/wordprocessingShape" mc:Ignorable="w14 w15 w16se w16cid w16 w16cex w16sdtdh w16sdtfl w16du wp14">
+  <w:abstractNum w:abstractNumId="0" w15:restartNumberingAfterBreak="0">
+    <w:nsid w:val="05594F36"/>
+    <w:multiLevelType w:val="multilevel"/>
+    <w:tmpl w:val="1116D574"/>
+    <w:lvl w:ilvl="0">
+      <w:start w:val="1"/>
+      <w:numFmt w:val="bullet"/>
+      <w:lvlText w:val=""/>
+      <w:lvlJc w:val="left"/>
+      <w:pPr>
+        <w:tabs>
+          <w:tab w:val="num" w:pos="720"/>
+        </w:tabs>
+        <w:ind w:left="720" w:hanging="360"/>
+      </w:pPr>
+      <w:rPr>
+        <w:rFonts w:ascii="Symbol" w:hAnsi="Symbol" w:hint="default"/>
+        <w:sz w:val="20"/>
+      </w:rPr>
+    </w:lvl>
+    <w:lvl w:ilvl="1" w:tentative="1">
+      <w:start w:val="1"/>
+      <w:numFmt w:val="bullet"/>
+      <w:lvlText w:val="o"/>
+      <w:lvlJc w:val="left"/>
+      <w:pPr>
+        <w:tabs>
+          <w:tab w:val="num" w:pos="1440"/>
+        </w:tabs>
+        <w:ind w:left="1440" w:hanging="360"/>
+      </w:pPr>
+      <w:rPr>
+        <w:rFonts w:ascii="Courier New" w:hAnsi="Courier New" w:hint="default"/>
+        <w:sz w:val="20"/>
+      </w:rPr>
+    </w:lvl>
+    <w:lvl w:ilvl="2" w:tentative="1">
+      <w:start w:val="1"/>
+      <w:numFmt w:val="bullet"/>
+      <w:lvlText w:val=""/>
+      <w:lvlJc w:val="left"/>
+      <w:pPr>
+        <w:tabs>
+          <w:tab w:val="num" w:pos="2160"/>
+        </w:tabs>
+        <w:ind w:left="2160" w:hanging="360"/>
+      </w:pPr>
+      <w:rPr>
+        <w:rFonts w:ascii="Wingdings" w:hAnsi="Wingdings" w:hint="default"/>
+        <w:sz w:val="20"/>
+      </w:rPr>
+    </w:lvl>
+    <w:lvl w:ilvl="3" w:tentative="1">
+      <w:start w:val="1"/>
+      <w:numFmt w:val="bullet"/>
+      <w:lvlText w:val=""/>
+      <w:lvlJc w:val="left"/>
+      <w:pPr>
+        <w:tabs>
+          <w:tab w:val="num" w:pos="2880"/>
+        </w:tabs>
+        <w:ind w:left="2880" w:hanging="360"/>
+      </w:pPr>
+      <w:rPr>
+        <w:rFonts w:ascii="Wingdings" w:hAnsi="Wingdings" w:hint="default"/>
+        <w:sz w:val="20"/>
+      </w:rPr>
+    </w:lvl>
+    <w:lvl w:ilvl="4" w:tentative="1">
+      <w:start w:val="1"/>
+      <w:numFmt w:val="bullet"/>
+      <w:lvlText w:val=""/>
+      <w:lvlJc w:val="left"/>
+      <w:pPr>
+        <w:tabs>
+          <w:tab w:val="num" w:pos="3600"/>
+        </w:tabs>
+        <w:ind w:left="3600" w:hanging="360"/>
+      </w:pPr>
+      <w:rPr>
+        <w:rFonts w:ascii="Wingdings" w:hAnsi="Wingdings" w:hint="default"/>
+        <w:sz w:val="20"/>
+      </w:rPr>
+    </w:lvl>
+    <w:lvl w:ilvl="5" w:tentative="1">
+      <w:start w:val="1"/>
+      <w:numFmt w:val="bullet"/>
+      <w:lvlText w:val=""/>
+      <w:lvlJc w:val="left"/>
+      <w:pPr>
+        <w:tabs>
+          <w:tab w:val="num" w:pos="4320"/>
+        </w:tabs>
+        <w:ind w:left="4320" w:hanging="360"/>
+      </w:pPr>
+      <w:rPr>
+        <w:rFonts w:ascii="Wingdings" w:hAnsi="Wingdings" w:hint="default"/>
+        <w:sz w:val="20"/>
+      </w:rPr>
+    </w:lvl>
+    <w:lvl w:ilvl="6" w:tentative="1">
+      <w:start w:val="1"/>
+      <w:numFmt w:val="bullet"/>
+      <w:lvlText w:val=""/>
+      <w:lvlJc w:val="left"/>
+      <w:pPr>
+        <w:tabs>
+          <w:tab w:val="num" w:pos="5040"/>
+        </w:tabs>
+        <w:ind w:left="5040" w:hanging="360"/>
+      </w:pPr>
+      <w:rPr>
+        <w:rFonts w:ascii="Wingdings" w:hAnsi="Wingdings" w:hint="default"/>
+        <w:sz w:val="20"/>
+      </w:rPr>
+    </w:lvl>
+    <w:lvl w:ilvl="7" w:tentative="1">
+      <w:start w:val="1"/>
+      <w:numFmt w:val="bullet"/>
+      <w:lvlText w:val=""/>
+      <w:lvlJc w:val="left"/>
+      <w:pPr>
+        <w:tabs>
+          <w:tab w:val="num" w:pos="5760"/>
+        </w:tabs>
+        <w:ind w:left="5760" w:hanging="360"/>
+      </w:pPr>
+      <w:rPr>
+        <w:rFonts w:ascii="Wingdings" w:hAnsi="Wingdings" w:hint="default"/>
+        <w:sz w:val="20"/>
+      </w:rPr>
+    </w:lvl>
+    <w:lvl w:ilvl="8" w:tentative="1">
+      <w:start w:val="1"/>
+      <w:numFmt w:val="bullet"/>
+      <w:lvlText w:val=""/>
+      <w:lvlJc w:val="left"/>
+      <w:pPr>
+        <w:tabs>
+          <w:tab w:val="num" w:pos="6480"/>
+        </w:tabs>
+        <w:ind w:left="6480" w:hanging="360"/>
+      </w:pPr>
+      <w:rPr>
+        <w:rFonts w:ascii="Wingdings" w:hAnsi="Wingdings" w:hint="default"/>
+        <w:sz w:val="20"/>
+      </w:rPr>
+    </w:lvl>
+  </w:abstractNum>
+  <w:abstractNum w:abstractNumId="1" w15:restartNumberingAfterBreak="0">
+    <w:nsid w:val="344170FC"/>
+    <w:multiLevelType w:val="multilevel"/>
+    <w:tmpl w:val="71763404"/>
+    <w:lvl w:ilvl="0">
+      <w:start w:val="1"/>
+      <w:numFmt w:val="bullet"/>
+      <w:lvlText w:val=""/>
+      <w:lvlJc w:val="left"/>
+      <w:pPr>
+        <w:tabs>
+          <w:tab w:val="num" w:pos="720"/>
+        </w:tabs>
+        <w:ind w:left="720" w:hanging="360"/>
+      </w:pPr>
+      <w:rPr>
+        <w:rFonts w:ascii="Symbol" w:hAnsi="Symbol" w:hint="default"/>
+        <w:sz w:val="20"/>
+      </w:rPr>
+    </w:lvl>
+    <w:lvl w:ilvl="1" w:tentative="1">
+      <w:start w:val="1"/>
+      <w:numFmt w:val="bullet"/>
+      <w:lvlText w:val="o"/>
+      <w:lvlJc w:val="left"/>
+      <w:pPr>
+        <w:tabs>
+          <w:tab w:val="num" w:pos="1440"/>
+        </w:tabs>
+        <w:ind w:left="1440" w:hanging="360"/>
+      </w:pPr>
+      <w:rPr>
+        <w:rFonts w:ascii="Courier New" w:hAnsi="Courier New" w:hint="default"/>
+        <w:sz w:val="20"/>
+      </w:rPr>
+    </w:lvl>
+    <w:lvl w:ilvl="2" w:tentative="1">
+      <w:start w:val="1"/>
+      <w:numFmt w:val="bullet"/>
+      <w:lvlText w:val=""/>
+      <w:lvlJc w:val="left"/>
+      <w:pPr>
+        <w:tabs>
+          <w:tab w:val="num" w:pos="2160"/>
+        </w:tabs>
+        <w:ind w:left="2160" w:hanging="360"/>
+      </w:pPr>
+      <w:rPr>
+        <w:rFonts w:ascii="Wingdings" w:hAnsi="Wingdings" w:hint="default"/>
+        <w:sz w:val="20"/>
+      </w:rPr>
+    </w:lvl>
+    <w:lvl w:ilvl="3" w:tentative="1">
+      <w:start w:val="1"/>
+      <w:numFmt w:val="bullet"/>
+      <w:lvlText w:val=""/>
+      <w:lvlJc w:val="left"/>
+      <w:pPr>
+        <w:tabs>
+          <w:tab w:val="num" w:pos="2880"/>
+        </w:tabs>
+        <w:ind w:left="2880" w:hanging="360"/>
+      </w:pPr>
+      <w:rPr>
+        <w:rFonts w:ascii="Wingdings" w:hAnsi="Wingdings" w:hint="default"/>
+        <w:sz w:val="20"/>
+      </w:rPr>
+    </w:lvl>
+    <w:lvl w:ilvl="4" w:tentative="1">
+      <w:start w:val="1"/>
+      <w:numFmt w:val="bullet"/>
+      <w:lvlText w:val=""/>
+      <w:lvlJc w:val="left"/>
+      <w:pPr>
+        <w:tabs>
+          <w:tab w:val="num" w:pos="3600"/>
+        </w:tabs>
+        <w:ind w:left="3600" w:hanging="360"/>
+      </w:pPr>
+      <w:rPr>
+        <w:rFonts w:ascii="Wingdings" w:hAnsi="Wingdings" w:hint="default"/>
+        <w:sz w:val="20"/>
+      </w:rPr>
+    </w:lvl>
+    <w:lvl w:ilvl="5" w:tentative="1">
+      <w:start w:val="1"/>
+      <w:numFmt w:val="bullet"/>
+      <w:lvlText w:val=""/>
+      <w:lvlJc w:val="left"/>
+      <w:pPr>
+        <w:tabs>
+          <w:tab w:val="num" w:pos="4320"/>
+        </w:tabs>
+        <w:ind w:left="4320" w:hanging="360"/>
+      </w:pPr>
+      <w:rPr>
+        <w:rFonts w:ascii="Wingdings" w:hAnsi="Wingdings" w:hint="default"/>
+        <w:sz w:val="20"/>
+      </w:rPr>
+    </w:lvl>
+    <w:lvl w:ilvl="6" w:tentative="1">
+      <w:start w:val="1"/>
+      <w:numFmt w:val="bullet"/>
+      <w:lvlText w:val=""/>
+      <w:lvlJc w:val="left"/>
+      <w:pPr>
+        <w:tabs>
+          <w:tab w:val="num" w:pos="5040"/>
+        </w:tabs>
+        <w:ind w:left="5040" w:hanging="360"/>
+      </w:pPr>
+      <w:rPr>
+        <w:rFonts w:ascii="Wingdings" w:hAnsi="Wingdings" w:hint="default"/>
+        <w:sz w:val="20"/>
+      </w:rPr>
+    </w:lvl>
+    <w:lvl w:ilvl="7" w:tentative="1">
+      <w:start w:val="1"/>
+      <w:numFmt w:val="bullet"/>
+      <w:lvlText w:val=""/>
+      <w:lvlJc w:val="left"/>
+      <w:pPr>
+        <w:tabs>
+          <w:tab w:val="num" w:pos="5760"/>
+        </w:tabs>
+        <w:ind w:left="5760" w:hanging="360"/>
+      </w:pPr>
+      <w:rPr>
+        <w:rFonts w:ascii="Wingdings" w:hAnsi="Wingdings" w:hint="default"/>
+        <w:sz w:val="20"/>
+      </w:rPr>
+    </w:lvl>
+    <w:lvl w:ilvl="8" w:tentative="1">
+      <w:start w:val="1"/>
+      <w:numFmt w:val="bullet"/>
+      <w:lvlText w:val=""/>
+      <w:lvlJc w:val="left"/>
+      <w:pPr>
+        <w:tabs>
+          <w:tab w:val="num" w:pos="6480"/>
+        </w:tabs>
+        <w:ind w:left="6480" w:hanging="360"/>
+      </w:pPr>
+      <w:rPr>
+        <w:rFonts w:ascii="Wingdings" w:hAnsi="Wingdings" w:hint="default"/>
+        <w:sz w:val="20"/>
+      </w:rPr>
+    </w:lvl>
+  </w:abstractNum>
+  <w:abstractNum w:abstractNumId="2" w15:restartNumberingAfterBreak="0">
+    <w:nsid w:val="5B4B0D2E"/>
+    <w:multiLevelType w:val="multilevel"/>
+    <w:tmpl w:val="A9441154"/>
+    <w:lvl w:ilvl="0">
+      <w:start w:val="1"/>
+      <w:numFmt w:val="bullet"/>
+      <w:lvlText w:val=""/>
+      <w:lvlJc w:val="left"/>
+      <w:pPr>
+        <w:tabs>
+          <w:tab w:val="num" w:pos="720"/>
+        </w:tabs>
+        <w:ind w:left="720" w:hanging="360"/>
+      </w:pPr>
+      <w:rPr>
+        <w:rFonts w:ascii="Symbol" w:hAnsi="Symbol" w:hint="default"/>
+        <w:sz w:val="20"/>
+      </w:rPr>
+    </w:lvl>
+    <w:lvl w:ilvl="1" w:tentative="1">
+      <w:start w:val="1"/>
+      <w:numFmt w:val="bullet"/>
+      <w:lvlText w:val="o"/>
+      <w:lvlJc w:val="left"/>
+      <w:pPr>
+        <w:tabs>
+          <w:tab w:val="num" w:pos="1440"/>
+        </w:tabs>
+        <w:ind w:left="1440" w:hanging="360"/>
+      </w:pPr>
+      <w:rPr>
+        <w:rFonts w:ascii="Courier New" w:hAnsi="Courier New" w:hint="default"/>
+        <w:sz w:val="20"/>
+      </w:rPr>
+    </w:lvl>
+    <w:lvl w:ilvl="2" w:tentative="1">
+      <w:start w:val="1"/>
+      <w:numFmt w:val="bullet"/>
+      <w:lvlText w:val=""/>
+      <w:lvlJc w:val="left"/>
+      <w:pPr>
+        <w:tabs>
+          <w:tab w:val="num" w:pos="2160"/>
+        </w:tabs>
+        <w:ind w:left="2160" w:hanging="360"/>
+      </w:pPr>
+      <w:rPr>
+        <w:rFonts w:ascii="Wingdings" w:hAnsi="Wingdings" w:hint="default"/>
+        <w:sz w:val="20"/>
+      </w:rPr>
+    </w:lvl>
+    <w:lvl w:ilvl="3" w:tentative="1">
+      <w:start w:val="1"/>
+      <w:numFmt w:val="bullet"/>
+      <w:lvlText w:val=""/>
+      <w:lvlJc w:val="left"/>
+      <w:pPr>
+        <w:tabs>
+          <w:tab w:val="num" w:pos="2880"/>
+        </w:tabs>
+        <w:ind w:left="2880" w:hanging="360"/>
+      </w:pPr>
+      <w:rPr>
+        <w:rFonts w:ascii="Wingdings" w:hAnsi="Wingdings" w:hint="default"/>
+        <w:sz w:val="20"/>
+      </w:rPr>
+    </w:lvl>
+    <w:lvl w:ilvl="4" w:tentative="1">
+      <w:start w:val="1"/>
+      <w:numFmt w:val="bullet"/>
+      <w:lvlText w:val=""/>
+      <w:lvlJc w:val="left"/>
+      <w:pPr>
+        <w:tabs>
+          <w:tab w:val="num" w:pos="3600"/>
+        </w:tabs>
+        <w:ind w:left="3600" w:hanging="360"/>
+      </w:pPr>
+      <w:rPr>
+        <w:rFonts w:ascii="Wingdings" w:hAnsi="Wingdings" w:hint="default"/>
+        <w:sz w:val="20"/>
+      </w:rPr>
+    </w:lvl>
+    <w:lvl w:ilvl="5" w:tentative="1">
+      <w:start w:val="1"/>
+      <w:numFmt w:val="bullet"/>
+      <w:lvlText w:val=""/>
+      <w:lvlJc w:val="left"/>
+      <w:pPr>
+        <w:tabs>
+          <w:tab w:val="num" w:pos="4320"/>
+        </w:tabs>
+        <w:ind w:left="4320" w:hanging="360"/>
+      </w:pPr>
+      <w:rPr>
+        <w:rFonts w:ascii="Wingdings" w:hAnsi="Wingdings" w:hint="default"/>
+        <w:sz w:val="20"/>
+      </w:rPr>
+    </w:lvl>
+    <w:lvl w:ilvl="6" w:tentative="1">
+      <w:start w:val="1"/>
+      <w:numFmt w:val="bullet"/>
+      <w:lvlText w:val=""/>
+      <w:lvlJc w:val="left"/>
+      <w:pPr>
+        <w:tabs>
+          <w:tab w:val="num" w:pos="5040"/>
+        </w:tabs>
+        <w:ind w:left="5040" w:hanging="360"/>
+      </w:pPr>
+      <w:rPr>
+        <w:rFonts w:ascii="Wingdings" w:hAnsi="Wingdings" w:hint="default"/>
+        <w:sz w:val="20"/>
+      </w:rPr>
+    </w:lvl>
+    <w:lvl w:ilvl="7" w:tentative="1">
+      <w:start w:val="1"/>
+      <w:numFmt w:val="bullet"/>
+      <w:lvlText w:val=""/>
+      <w:lvlJc w:val="left"/>
+      <w:pPr>
+        <w:tabs>
+          <w:tab w:val="num" w:pos="5760"/>
+        </w:tabs>
+        <w:ind w:left="5760" w:hanging="360"/>
+      </w:pPr>
+      <w:rPr>
+        <w:rFonts w:ascii="Wingdings" w:hAnsi="Wingdings" w:hint="default"/>
+        <w:sz w:val="20"/>
+      </w:rPr>
+    </w:lvl>
+    <w:lvl w:ilvl="8" w:tentative="1">
+      <w:start w:val="1"/>
+      <w:numFmt w:val="bullet"/>
+      <w:lvlText w:val=""/>
+      <w:lvlJc w:val="left"/>
+      <w:pPr>
+        <w:tabs>
+          <w:tab w:val="num" w:pos="6480"/>
+        </w:tabs>
+        <w:ind w:left="6480" w:hanging="360"/>
+      </w:pPr>
+      <w:rPr>
+        <w:rFonts w:ascii="Wingdings" w:hAnsi="Wingdings" w:hint="default"/>
+        <w:sz w:val="20"/>
+      </w:rPr>
+    </w:lvl>
+  </w:abstractNum>
+  <w:num w:numId="1" w16cid:durableId="2015763400">
+    <w:abstractNumId w:val="1"/>
+  </w:num>
+  <w:num w:numId="2" w16cid:durableId="1110472017">
+    <w:abstractNumId w:val="0"/>
+  </w:num>
+  <w:num w:numId="3" w16cid:durableId="556085441">
+    <w:abstractNumId w:val="2"/>
+  </w:num>
+</w:numbering>
 </file>
 
 <file path=word/styles.xml><?xml version="1.0" encoding="utf-8"?>
@@ -5299,7 +6006,6 @@
   <w:style w:type="character" w:default="1" w:styleId="DefaultParagraphFont">
     <w:name w:val="Default Paragraph Font"/>
     <w:uiPriority w:val="1"/>
-    <w:semiHidden/>
     <w:unhideWhenUsed/>
   </w:style>
   <w:style w:type="table" w:default="1" w:styleId="TableNormal">
